--- a/doc/APIAuthenticationSetup.docx
+++ b/doc/APIAuthenticationSetup.docx
@@ -1,461 +1,175 @@
 
 <file path=word/document.xml><?xml version="1.0" encoding="utf-8"?>
-<w:document xmlns:wpc="http://schemas.microsoft.com/office/word/2010/wordprocessingCanvas" xmlns:cx="http://schemas.microsoft.com/office/drawing/2014/chartex" xmlns:cx1="http://schemas.microsoft.com/office/drawing/2015/9/8/chartex" xmlns:cx2="http://schemas.microsoft.com/office/drawing/2015/10/21/chartex" xmlns:cx3="http://schemas.microsoft.com/office/drawing/2016/5/9/chartex" xmlns:cx4="http://schemas.microsoft.com/office/drawing/2016/5/10/chartex" xmlns:cx5="http://schemas.microsoft.com/office/drawing/2016/5/11/chartex" xmlns:cx6="http://schemas.microsoft.com/office/drawing/2016/5/12/chartex" xmlns:cx7="http://schemas.microsoft.com/office/drawing/2016/5/13/chartex" xmlns:cx8="http://schemas.microsoft.com/office/drawing/2016/5/14/chartex" xmlns:mc="http://schemas.openxmlformats.org/markup-compatibility/2006" xmlns:aink="http://schemas.microsoft.com/office/drawing/2016/ink" xmlns:am3d="http://schemas.microsoft.com/office/drawing/2017/model3d" xmlns:o="urn:schemas-microsoft-com:office:office" xmlns:r="http://schemas.openxmlformats.org/officeDocument/2006/relationships" xmlns:m="http://schemas.openxmlformats.org/officeDocument/2006/math" xmlns:v="urn:schemas-microsoft-com:vml" xmlns:wp14="http://schemas.microsoft.com/office/word/2010/wordprocessingDrawing" xmlns:wp="http://schemas.openxmlformats.org/drawingml/2006/wordprocessingDrawing" xmlns:w10="urn:schemas-microsoft-com:office:word" xmlns:w="http://schemas.openxmlformats.org/wordprocessingml/2006/main" xmlns:w14="http://schemas.microsoft.com/office/word/2010/wordml" xmlns:w15="http://schemas.microsoft.com/office/word/2012/wordml" xmlns:w16cid="http://schemas.microsoft.com/office/word/2016/wordml/cid" xmlns:w16se="http://schemas.microsoft.com/office/word/2015/wordml/symex" xmlns:wpg="http://schemas.microsoft.com/office/word/2010/wordprocessingGroup" xmlns:wpi="http://schemas.microsoft.com/office/word/2010/wordprocessingInk" xmlns:wne="http://schemas.microsoft.com/office/word/2006/wordml" xmlns:wps="http://schemas.microsoft.com/office/word/2010/wordprocessingShape" mc:Ignorable="w14 w15 w16se w16cid wp14">
+<w:document xmlns:wpc="http://schemas.microsoft.com/office/word/2010/wordprocessingCanvas" xmlns:cx="http://schemas.microsoft.com/office/drawing/2014/chartex" xmlns:cx1="http://schemas.microsoft.com/office/drawing/2015/9/8/chartex" xmlns:cx2="http://schemas.microsoft.com/office/drawing/2015/10/21/chartex" xmlns:cx3="http://schemas.microsoft.com/office/drawing/2016/5/9/chartex" xmlns:cx4="http://schemas.microsoft.com/office/drawing/2016/5/10/chartex" xmlns:cx5="http://schemas.microsoft.com/office/drawing/2016/5/11/chartex" xmlns:cx6="http://schemas.microsoft.com/office/drawing/2016/5/12/chartex" xmlns:cx7="http://schemas.microsoft.com/office/drawing/2016/5/13/chartex" xmlns:cx8="http://schemas.microsoft.com/office/drawing/2016/5/14/chartex" xmlns:mc="http://schemas.openxmlformats.org/markup-compatibility/2006" xmlns:aink="http://schemas.microsoft.com/office/drawing/2016/ink" xmlns:am3d="http://schemas.microsoft.com/office/drawing/2017/model3d" xmlns:o="urn:schemas-microsoft-com:office:office" xmlns:oel="http://schemas.microsoft.com/office/2019/extlst" xmlns:r="http://schemas.openxmlformats.org/officeDocument/2006/relationships" xmlns:m="http://schemas.openxmlformats.org/officeDocument/2006/math" xmlns:v="urn:schemas-microsoft-com:vml" xmlns:wp14="http://schemas.microsoft.com/office/word/2010/wordprocessingDrawing" xmlns:wp="http://schemas.openxmlformats.org/drawingml/2006/wordprocessingDrawing" xmlns:w10="urn:schemas-microsoft-com:office:word" xmlns:w="http://schemas.openxmlformats.org/wordprocessingml/2006/main" xmlns:w14="http://schemas.microsoft.com/office/word/2010/wordml" xmlns:w15="http://schemas.microsoft.com/office/word/2012/wordml" xmlns:w16cex="http://schemas.microsoft.com/office/word/2018/wordml/cex" xmlns:w16cid="http://schemas.microsoft.com/office/word/2016/wordml/cid" xmlns:w16="http://schemas.microsoft.com/office/word/2018/wordml" xmlns:w16du="http://schemas.microsoft.com/office/word/2023/wordml/word16du" xmlns:w16sdtdh="http://schemas.microsoft.com/office/word/2020/wordml/sdtdatahash" xmlns:w16sdtfl="http://schemas.microsoft.com/office/word/2024/wordml/sdtformatlock" xmlns:w16se="http://schemas.microsoft.com/office/word/2015/wordml/symex" xmlns:wpg="http://schemas.microsoft.com/office/word/2010/wordprocessingGroup" xmlns:wpi="http://schemas.microsoft.com/office/word/2010/wordprocessingInk" xmlns:wne="http://schemas.microsoft.com/office/word/2006/wordml" xmlns:wps="http://schemas.microsoft.com/office/word/2010/wordprocessingShape" mc:Ignorable="w14 w15 w16se w16cid w16 w16cex w16sdtdh w16sdtfl w16du wp14">
   <w:body>
     <w:p>
       <w:pPr>
         <w:shd w:val="clear" w:color="auto" w:fill="FFFFFF"/>
-        <w:spacing w:after="0" w:line="240" w:lineRule="auto"/>
-        <w:outlineLvl w:val="1"/>
-        <w:rPr>
-          <w:rFonts w:eastAsia="Times New Roman" w:cstheme="minorHAnsi"/>
-          <w:color w:val="012168"/>
-          <w:sz w:val="24"/>
-          <w:szCs w:val="24"/>
-        </w:rPr>
-      </w:pPr>
-      <w:hyperlink r:id="rId5" w:history="1">
-        <w:r>
-          <w:rPr>
-            <w:rStyle w:val="Hyperlink"/>
-            <w:rFonts w:eastAsia="Times New Roman" w:cstheme="minorHAnsi"/>
-            <w:sz w:val="24"/>
-            <w:szCs w:val="24"/>
-          </w:rPr>
-          <w:t>https://community.sailpoint.com/t5/IdentityIQ-Wiki/OAuth-2-0-Client-Credentials-as-a-Token-Based-Protocol-for-API/ta-p/77630</w:t>
-        </w:r>
-      </w:hyperlink>
+        <w:spacing w:before="100" w:beforeAutospacing="1" w:after="100" w:afterAutospacing="1" w:line="240" w:lineRule="auto"/>
+        <w:outlineLvl w:val="3"/>
+        <w:rPr>
+          <w:rFonts w:eastAsia="Times New Roman" w:cstheme="minorHAnsi"/>
+          <w:color w:val="012168"/>
+          <w:sz w:val="24"/>
+          <w:szCs w:val="24"/>
+        </w:rPr>
+      </w:pPr>
+      <w:r>
+        <w:rPr>
+          <w:rFonts w:eastAsia="Times New Roman" w:cstheme="minorHAnsi"/>
+          <w:color w:val="012168"/>
+          <w:sz w:val="24"/>
+          <w:szCs w:val="24"/>
+        </w:rPr>
+        <w:t xml:space="preserve">How To Create </w:t>
+      </w:r>
+      <w:proofErr w:type="gramStart"/>
+      <w:r>
+        <w:rPr>
+          <w:rFonts w:eastAsia="Times New Roman" w:cstheme="minorHAnsi"/>
+          <w:color w:val="012168"/>
+          <w:sz w:val="24"/>
+          <w:szCs w:val="24"/>
+        </w:rPr>
+        <w:t>An</w:t>
+      </w:r>
+      <w:proofErr w:type="gramEnd"/>
+      <w:r>
+        <w:rPr>
+          <w:rFonts w:eastAsia="Times New Roman" w:cstheme="minorHAnsi"/>
+          <w:color w:val="012168"/>
+          <w:sz w:val="24"/>
+          <w:szCs w:val="24"/>
+        </w:rPr>
+        <w:t xml:space="preserve"> OAuth Client</w:t>
+      </w:r>
     </w:p>
     <w:p>
       <w:pPr>
         <w:shd w:val="clear" w:color="auto" w:fill="FFFFFF"/>
-        <w:spacing w:after="0" w:line="240" w:lineRule="auto"/>
-        <w:outlineLvl w:val="1"/>
-        <w:rPr>
-          <w:rFonts w:eastAsia="Times New Roman" w:cstheme="minorHAnsi"/>
-          <w:color w:val="012168"/>
-          <w:sz w:val="24"/>
-          <w:szCs w:val="24"/>
-        </w:rPr>
-      </w:pPr>
+        <w:spacing w:after="225" w:line="330" w:lineRule="atLeast"/>
+        <w:rPr>
+          <w:rFonts w:eastAsia="Times New Roman" w:cstheme="minorHAnsi"/>
+          <w:color w:val="012168"/>
+          <w:sz w:val="24"/>
+          <w:szCs w:val="24"/>
+        </w:rPr>
+      </w:pPr>
+      <w:r>
+        <w:rPr>
+          <w:rFonts w:eastAsia="Times New Roman" w:cstheme="minorHAnsi"/>
+          <w:color w:val="012168"/>
+          <w:sz w:val="24"/>
+          <w:szCs w:val="24"/>
+        </w:rPr>
+        <w:t>     1.From the top menu, navigate to the Gear icon &gt; Global Settings &gt; API Authentication.</w:t>
+      </w:r>
     </w:p>
     <w:p>
       <w:pPr>
         <w:shd w:val="clear" w:color="auto" w:fill="FFFFFF"/>
-        <w:spacing w:after="0" w:line="240" w:lineRule="auto"/>
-        <w:outlineLvl w:val="1"/>
-        <w:rPr>
-          <w:rFonts w:eastAsia="Times New Roman" w:cstheme="minorHAnsi"/>
-          <w:color w:val="012168"/>
-          <w:sz w:val="24"/>
-          <w:szCs w:val="24"/>
-        </w:rPr>
-      </w:pPr>
-      <w:r>
-        <w:rPr>
-          <w:rFonts w:eastAsia="Times New Roman" w:cstheme="minorHAnsi"/>
-          <w:color w:val="012168"/>
-          <w:sz w:val="24"/>
-          <w:szCs w:val="24"/>
-        </w:rPr>
-        <w:t>OAuth 2.0 (Client Credentials) as a Token-Based Protocol for API Authentication</w:t>
+        <w:spacing w:after="225" w:line="330" w:lineRule="atLeast"/>
+        <w:rPr>
+          <w:rFonts w:eastAsia="Times New Roman" w:cstheme="minorHAnsi"/>
+          <w:color w:val="012168"/>
+          <w:sz w:val="24"/>
+          <w:szCs w:val="24"/>
+        </w:rPr>
+      </w:pPr>
+      <w:r>
+        <w:rPr>
+          <w:rFonts w:eastAsia="Times New Roman" w:cstheme="minorHAnsi"/>
+          <w:color w:val="012168"/>
+          <w:sz w:val="24"/>
+          <w:szCs w:val="24"/>
+        </w:rPr>
+        <w:t>     2.On the OAuth Client Management tab, click Create.</w:t>
       </w:r>
     </w:p>
     <w:p>
       <w:pPr>
         <w:shd w:val="clear" w:color="auto" w:fill="FFFFFF"/>
-        <w:spacing w:after="90" w:line="240" w:lineRule="auto"/>
-        <w:outlineLvl w:val="1"/>
-        <w:rPr>
-          <w:rFonts w:eastAsia="Times New Roman" w:cstheme="minorHAnsi"/>
-          <w:color w:val="012168"/>
-          <w:sz w:val="24"/>
-          <w:szCs w:val="24"/>
-        </w:rPr>
-      </w:pPr>
-      <w:r>
-        <w:rPr>
-          <w:rFonts w:eastAsia="Times New Roman" w:cstheme="minorHAnsi"/>
-          <w:color w:val="012168"/>
-          <w:sz w:val="24"/>
-          <w:szCs w:val="24"/>
-        </w:rPr>
-        <w:t> </w:t>
+        <w:spacing w:after="225" w:line="330" w:lineRule="atLeast"/>
+        <w:rPr>
+          <w:rFonts w:eastAsia="Times New Roman" w:cstheme="minorHAnsi"/>
+          <w:color w:val="012168"/>
+          <w:sz w:val="24"/>
+          <w:szCs w:val="24"/>
+        </w:rPr>
+      </w:pPr>
+      <w:r>
+        <w:rPr>
+          <w:rFonts w:eastAsia="Times New Roman" w:cstheme="minorHAnsi"/>
+          <w:color w:val="012168"/>
+          <w:sz w:val="24"/>
+          <w:szCs w:val="24"/>
+        </w:rPr>
+        <w:t>     3</w:t>
+      </w:r>
+      <w:proofErr w:type="gramStart"/>
+      <w:r>
+        <w:rPr>
+          <w:rFonts w:eastAsia="Times New Roman" w:cstheme="minorHAnsi"/>
+          <w:color w:val="012168"/>
+          <w:sz w:val="24"/>
+          <w:szCs w:val="24"/>
+        </w:rPr>
+        <w:t>.In</w:t>
+      </w:r>
+      <w:proofErr w:type="gramEnd"/>
+      <w:r>
+        <w:rPr>
+          <w:rFonts w:eastAsia="Times New Roman" w:cstheme="minorHAnsi"/>
+          <w:color w:val="012168"/>
+          <w:sz w:val="24"/>
+          <w:szCs w:val="24"/>
+        </w:rPr>
+        <w:t xml:space="preserve"> the OAuth Client dialog enter a unique name for Client Name and then enter a </w:t>
+      </w:r>
+      <w:proofErr w:type="gramStart"/>
+      <w:r>
+        <w:rPr>
+          <w:rFonts w:eastAsia="Times New Roman" w:cstheme="minorHAnsi"/>
+          <w:color w:val="012168"/>
+          <w:sz w:val="24"/>
+          <w:szCs w:val="24"/>
+        </w:rPr>
+        <w:t>user name</w:t>
+      </w:r>
+      <w:proofErr w:type="gramEnd"/>
+      <w:r>
+        <w:rPr>
+          <w:rFonts w:eastAsia="Times New Roman" w:cstheme="minorHAnsi"/>
+          <w:color w:val="012168"/>
+          <w:sz w:val="24"/>
+          <w:szCs w:val="24"/>
+        </w:rPr>
+        <w:t xml:space="preserve"> or select a user from the drop-down list for the Proxy User.</w:t>
       </w:r>
     </w:p>
     <w:p>
       <w:pPr>
-        <w:numPr>
-          <w:ilvl w:val="0"/>
-          <w:numId w:val="1"/>
-        </w:numPr>
         <w:shd w:val="clear" w:color="auto" w:fill="FFFFFF"/>
-        <w:spacing w:before="100" w:beforeAutospacing="1" w:after="15" w:line="330" w:lineRule="atLeast"/>
-        <w:rPr>
-          <w:rFonts w:eastAsia="Times New Roman" w:cstheme="minorHAnsi"/>
-          <w:color w:val="012168"/>
-          <w:sz w:val="24"/>
-          <w:szCs w:val="24"/>
-        </w:rPr>
-      </w:pPr>
-      <w:hyperlink r:id="rId6" w:anchor="toc-hId-479864146" w:history="1">
-        <w:r>
-          <w:rPr>
-            <w:rFonts w:eastAsia="Times New Roman" w:cstheme="minorHAnsi"/>
-            <w:color w:val="00B5E2"/>
-            <w:sz w:val="24"/>
-            <w:szCs w:val="24"/>
-            <w:u w:val="single"/>
-          </w:rPr>
-          <w:t>Overview</w:t>
-        </w:r>
-      </w:hyperlink>
+        <w:spacing w:after="225" w:line="330" w:lineRule="atLeast"/>
+        <w:rPr>
+          <w:rFonts w:eastAsia="Times New Roman" w:cstheme="minorHAnsi"/>
+          <w:color w:val="012168"/>
+          <w:sz w:val="24"/>
+          <w:szCs w:val="24"/>
+        </w:rPr>
+      </w:pPr>
+      <w:r>
+        <w:rPr>
+          <w:rFonts w:eastAsia="Times New Roman" w:cstheme="minorHAnsi"/>
+          <w:color w:val="012168"/>
+          <w:sz w:val="24"/>
+          <w:szCs w:val="24"/>
+        </w:rPr>
+        <w:t>     4.Click Save to save your new OAuth client.</w:t>
+      </w:r>
     </w:p>
     <w:p>
       <w:pPr>
-        <w:numPr>
-          <w:ilvl w:val="0"/>
-          <w:numId w:val="1"/>
-        </w:numPr>
-        <w:shd w:val="clear" w:color="auto" w:fill="FFFFFF"/>
-        <w:spacing w:before="100" w:beforeAutospacing="1" w:after="15" w:line="330" w:lineRule="atLeast"/>
-        <w:rPr>
-          <w:rFonts w:eastAsia="Times New Roman" w:cstheme="minorHAnsi"/>
-          <w:color w:val="012168"/>
-          <w:sz w:val="24"/>
-          <w:szCs w:val="24"/>
-        </w:rPr>
-      </w:pPr>
-      <w:hyperlink r:id="rId7" w:anchor="toc-hId-1367367827" w:history="1">
-        <w:r>
-          <w:rPr>
-            <w:rFonts w:eastAsia="Times New Roman" w:cstheme="minorHAnsi"/>
-            <w:color w:val="00B5E2"/>
-            <w:sz w:val="24"/>
-            <w:szCs w:val="24"/>
-            <w:u w:val="single"/>
-          </w:rPr>
-          <w:t>SCIM Protocol</w:t>
-        </w:r>
-      </w:hyperlink>
-    </w:p>
-    <w:p>
-      <w:pPr>
-        <w:numPr>
-          <w:ilvl w:val="0"/>
-          <w:numId w:val="1"/>
-        </w:numPr>
-        <w:shd w:val="clear" w:color="auto" w:fill="FFFFFF"/>
-        <w:spacing w:before="100" w:beforeAutospacing="1" w:after="15" w:line="330" w:lineRule="atLeast"/>
-        <w:ind w:left="1095"/>
-        <w:rPr>
-          <w:rFonts w:eastAsia="Times New Roman" w:cstheme="minorHAnsi"/>
-          <w:color w:val="012168"/>
-          <w:sz w:val="24"/>
-          <w:szCs w:val="24"/>
-        </w:rPr>
-      </w:pPr>
-      <w:hyperlink r:id="rId8" w:anchor="toc-hId-447417045" w:history="1">
-        <w:r>
-          <w:rPr>
-            <w:rFonts w:eastAsia="Times New Roman" w:cstheme="minorHAnsi"/>
-            <w:color w:val="00B5E2"/>
-            <w:sz w:val="24"/>
-            <w:szCs w:val="24"/>
-            <w:u w:val="single"/>
-          </w:rPr>
-          <w:t>Supported HTTP Methods</w:t>
-        </w:r>
-      </w:hyperlink>
-    </w:p>
-    <w:p>
-      <w:pPr>
-        <w:numPr>
-          <w:ilvl w:val="0"/>
-          <w:numId w:val="1"/>
-        </w:numPr>
-        <w:shd w:val="clear" w:color="auto" w:fill="FFFFFF"/>
-        <w:spacing w:before="100" w:beforeAutospacing="1" w:after="15" w:line="330" w:lineRule="atLeast"/>
-        <w:rPr>
-          <w:rFonts w:eastAsia="Times New Roman" w:cstheme="minorHAnsi"/>
-          <w:color w:val="012168"/>
-          <w:sz w:val="24"/>
-          <w:szCs w:val="24"/>
-        </w:rPr>
-      </w:pPr>
-      <w:hyperlink r:id="rId9" w:anchor="toc-hId--1152592107" w:history="1">
-        <w:r>
-          <w:rPr>
-            <w:rFonts w:eastAsia="Times New Roman" w:cstheme="minorHAnsi"/>
-            <w:color w:val="00B5E2"/>
-            <w:sz w:val="24"/>
-            <w:szCs w:val="24"/>
-            <w:u w:val="single"/>
-          </w:rPr>
-          <w:t>Authentication</w:t>
-        </w:r>
-      </w:hyperlink>
-    </w:p>
-    <w:p>
-      <w:pPr>
-        <w:numPr>
-          <w:ilvl w:val="0"/>
-          <w:numId w:val="1"/>
-        </w:numPr>
-        <w:shd w:val="clear" w:color="auto" w:fill="FFFFFF"/>
-        <w:spacing w:before="100" w:beforeAutospacing="1" w:after="15" w:line="330" w:lineRule="atLeast"/>
-        <w:ind w:left="1095"/>
-        <w:rPr>
-          <w:rFonts w:eastAsia="Times New Roman" w:cstheme="minorHAnsi"/>
-          <w:color w:val="012168"/>
-          <w:sz w:val="24"/>
-          <w:szCs w:val="24"/>
-        </w:rPr>
-      </w:pPr>
-      <w:hyperlink r:id="rId10" w:anchor="toc-hId--2072542889" w:history="1">
-        <w:r>
-          <w:rPr>
-            <w:rFonts w:eastAsia="Times New Roman" w:cstheme="minorHAnsi"/>
-            <w:color w:val="00B5E2"/>
-            <w:sz w:val="24"/>
-            <w:szCs w:val="24"/>
-            <w:u w:val="single"/>
-          </w:rPr>
-          <w:t>Basic Authentication</w:t>
-        </w:r>
-      </w:hyperlink>
-    </w:p>
-    <w:p>
-      <w:pPr>
-        <w:numPr>
-          <w:ilvl w:val="0"/>
-          <w:numId w:val="1"/>
-        </w:numPr>
-        <w:shd w:val="clear" w:color="auto" w:fill="FFFFFF"/>
-        <w:spacing w:before="100" w:beforeAutospacing="1" w:after="15" w:line="330" w:lineRule="atLeast"/>
-        <w:ind w:left="1095"/>
-        <w:rPr>
-          <w:rFonts w:eastAsia="Times New Roman" w:cstheme="minorHAnsi"/>
-          <w:color w:val="012168"/>
-          <w:sz w:val="24"/>
-          <w:szCs w:val="24"/>
-        </w:rPr>
-      </w:pPr>
-      <w:hyperlink r:id="rId11" w:anchor="toc-hId--1185039208" w:history="1">
-        <w:r>
-          <w:rPr>
-            <w:rFonts w:eastAsia="Times New Roman" w:cstheme="minorHAnsi"/>
-            <w:color w:val="00B5E2"/>
-            <w:sz w:val="24"/>
-            <w:szCs w:val="24"/>
-            <w:u w:val="single"/>
-          </w:rPr>
-          <w:t>OAuth 2.0</w:t>
-        </w:r>
-      </w:hyperlink>
-    </w:p>
-    <w:p>
-      <w:pPr>
-        <w:numPr>
-          <w:ilvl w:val="0"/>
-          <w:numId w:val="1"/>
-        </w:numPr>
-        <w:shd w:val="clear" w:color="auto" w:fill="FFFFFF"/>
-        <w:spacing w:before="100" w:beforeAutospacing="1" w:after="15" w:line="330" w:lineRule="atLeast"/>
-        <w:ind w:left="1470"/>
-        <w:rPr>
-          <w:rFonts w:eastAsia="Times New Roman" w:cstheme="minorHAnsi"/>
-          <w:color w:val="012168"/>
-          <w:sz w:val="24"/>
-          <w:szCs w:val="24"/>
-        </w:rPr>
-      </w:pPr>
-      <w:hyperlink r:id="rId12" w:anchor="toc-hId--2104989990" w:history="1">
-        <w:r>
-          <w:rPr>
-            <w:rFonts w:eastAsia="Times New Roman" w:cstheme="minorHAnsi"/>
-            <w:color w:val="00B5E2"/>
-            <w:sz w:val="24"/>
-            <w:szCs w:val="24"/>
-            <w:u w:val="single"/>
-          </w:rPr>
-          <w:t>OAuth Client Management Page</w:t>
-        </w:r>
-      </w:hyperlink>
-    </w:p>
-    <w:p>
-      <w:pPr>
-        <w:numPr>
-          <w:ilvl w:val="0"/>
-          <w:numId w:val="1"/>
-        </w:numPr>
-        <w:shd w:val="clear" w:color="auto" w:fill="FFFFFF"/>
-        <w:spacing w:before="100" w:beforeAutospacing="1" w:after="15" w:line="330" w:lineRule="atLeast"/>
-        <w:ind w:left="1845"/>
-        <w:rPr>
-          <w:rFonts w:eastAsia="Times New Roman" w:cstheme="minorHAnsi"/>
-          <w:color w:val="012168"/>
-          <w:sz w:val="24"/>
-          <w:szCs w:val="24"/>
-        </w:rPr>
-      </w:pPr>
-      <w:hyperlink r:id="rId13" w:anchor="toc-hId-1270026524" w:history="1">
-        <w:r>
-          <w:rPr>
-            <w:rFonts w:eastAsia="Times New Roman" w:cstheme="minorHAnsi"/>
-            <w:color w:val="00B5E2"/>
-            <w:sz w:val="24"/>
-            <w:szCs w:val="24"/>
-            <w:u w:val="single"/>
-          </w:rPr>
-          <w:t>How To Create An OAuth Client</w:t>
-        </w:r>
-      </w:hyperlink>
-    </w:p>
-    <w:p>
-      <w:pPr>
-        <w:numPr>
-          <w:ilvl w:val="0"/>
-          <w:numId w:val="1"/>
-        </w:numPr>
-        <w:shd w:val="clear" w:color="auto" w:fill="FFFFFF"/>
-        <w:spacing w:before="100" w:beforeAutospacing="1" w:after="15" w:line="330" w:lineRule="atLeast"/>
-        <w:rPr>
-          <w:rFonts w:eastAsia="Times New Roman" w:cstheme="minorHAnsi"/>
-          <w:color w:val="012168"/>
-          <w:sz w:val="24"/>
-          <w:szCs w:val="24"/>
-        </w:rPr>
-      </w:pPr>
-      <w:hyperlink r:id="rId14" w:anchor="toc-hId--1010040998" w:history="1">
-        <w:r>
-          <w:rPr>
-            <w:rFonts w:eastAsia="Times New Roman" w:cstheme="minorHAnsi"/>
-            <w:color w:val="00B5E2"/>
-            <w:sz w:val="24"/>
-            <w:szCs w:val="24"/>
-            <w:u w:val="single"/>
-          </w:rPr>
-          <w:t>How to get Access Token for OAuth</w:t>
-        </w:r>
-      </w:hyperlink>
-    </w:p>
-    <w:p>
-      <w:pPr>
-        <w:numPr>
-          <w:ilvl w:val="0"/>
-          <w:numId w:val="1"/>
-        </w:numPr>
-        <w:shd w:val="clear" w:color="auto" w:fill="FFFFFF"/>
-        <w:spacing w:before="100" w:beforeAutospacing="1" w:after="15" w:line="330" w:lineRule="atLeast"/>
-        <w:ind w:left="1845"/>
-        <w:rPr>
-          <w:rFonts w:eastAsia="Times New Roman" w:cstheme="minorHAnsi"/>
-          <w:color w:val="012168"/>
-          <w:sz w:val="24"/>
-          <w:szCs w:val="24"/>
-        </w:rPr>
-      </w:pPr>
-      <w:hyperlink r:id="rId15" w:anchor="toc-hId--1249933410" w:history="1">
-        <w:r>
-          <w:rPr>
-            <w:rFonts w:eastAsia="Times New Roman" w:cstheme="minorHAnsi"/>
-            <w:color w:val="00B5E2"/>
-            <w:sz w:val="24"/>
-            <w:szCs w:val="24"/>
-            <w:u w:val="single"/>
-          </w:rPr>
-          <w:t>Sample output</w:t>
-        </w:r>
-      </w:hyperlink>
-    </w:p>
-    <w:p>
-      <w:pPr>
-        <w:numPr>
-          <w:ilvl w:val="0"/>
-          <w:numId w:val="1"/>
-        </w:numPr>
-        <w:shd w:val="clear" w:color="auto" w:fill="FFFFFF"/>
-        <w:spacing w:before="100" w:beforeAutospacing="1" w:after="15" w:line="330" w:lineRule="atLeast"/>
-        <w:rPr>
-          <w:rFonts w:eastAsia="Times New Roman" w:cstheme="minorHAnsi"/>
-          <w:color w:val="012168"/>
-          <w:sz w:val="24"/>
-          <w:szCs w:val="24"/>
-        </w:rPr>
-      </w:pPr>
-      <w:hyperlink r:id="rId16" w:anchor="toc-hId-1814982025" w:history="1">
-        <w:r>
-          <w:rPr>
-            <w:rFonts w:eastAsia="Times New Roman" w:cstheme="minorHAnsi"/>
-            <w:color w:val="00B5E2"/>
-            <w:sz w:val="24"/>
-            <w:szCs w:val="24"/>
-            <w:u w:val="single"/>
-          </w:rPr>
-          <w:t>Access IdentityIQ API</w:t>
-        </w:r>
-      </w:hyperlink>
-    </w:p>
-    <w:p>
-      <w:pPr>
-        <w:numPr>
-          <w:ilvl w:val="0"/>
-          <w:numId w:val="1"/>
-        </w:numPr>
-        <w:shd w:val="clear" w:color="auto" w:fill="FFFFFF"/>
-        <w:spacing w:before="100" w:beforeAutospacing="1" w:after="15" w:line="330" w:lineRule="atLeast"/>
-        <w:ind w:left="1845"/>
-        <w:rPr>
-          <w:rFonts w:eastAsia="Times New Roman" w:cstheme="minorHAnsi"/>
-          <w:color w:val="012168"/>
-          <w:sz w:val="24"/>
-          <w:szCs w:val="24"/>
-        </w:rPr>
-      </w:pPr>
-      <w:hyperlink r:id="rId17" w:anchor="toc-hId-2112945191" w:history="1">
-        <w:r>
-          <w:rPr>
-            <w:rFonts w:eastAsia="Times New Roman" w:cstheme="minorHAnsi"/>
-            <w:color w:val="00B5E2"/>
-            <w:sz w:val="24"/>
-            <w:szCs w:val="24"/>
-            <w:u w:val="single"/>
-          </w:rPr>
-          <w:t>Sample Output</w:t>
-        </w:r>
-      </w:hyperlink>
-    </w:p>
-    <w:p>
-      <w:pPr>
-        <w:numPr>
-          <w:ilvl w:val="0"/>
-          <w:numId w:val="1"/>
-        </w:numPr>
-        <w:shd w:val="clear" w:color="auto" w:fill="FFFFFF"/>
-        <w:spacing w:before="100" w:beforeAutospacing="1" w:after="15" w:line="330" w:lineRule="atLeast"/>
-        <w:rPr>
-          <w:rFonts w:eastAsia="Times New Roman" w:cstheme="minorHAnsi"/>
-          <w:color w:val="012168"/>
-          <w:sz w:val="24"/>
-          <w:szCs w:val="24"/>
-        </w:rPr>
-      </w:pPr>
-      <w:hyperlink r:id="rId18" w:anchor="toc-hId--704977909" w:history="1">
-        <w:r>
-          <w:rPr>
-            <w:rFonts w:eastAsia="Times New Roman" w:cstheme="minorHAnsi"/>
-            <w:color w:val="00B5E2"/>
-            <w:sz w:val="24"/>
-            <w:szCs w:val="24"/>
-            <w:u w:val="single"/>
-          </w:rPr>
-          <w:t>Additional Resources</w:t>
-        </w:r>
-      </w:hyperlink>
-    </w:p>
-    <w:p>
-      <w:pPr>
         <w:shd w:val="clear" w:color="auto" w:fill="FFFFFF"/>
         <w:spacing w:after="225" w:line="330" w:lineRule="atLeast"/>
         <w:rPr>
@@ -472,7 +186,27 @@
           <w:sz w:val="24"/>
           <w:szCs w:val="24"/>
         </w:rPr>
-        <w:t> </w:t>
+        <w:t xml:space="preserve">          After </w:t>
+      </w:r>
+      <w:proofErr w:type="gramStart"/>
+      <w:r>
+        <w:rPr>
+          <w:rFonts w:eastAsia="Times New Roman" w:cstheme="minorHAnsi"/>
+          <w:color w:val="012168"/>
+          <w:sz w:val="24"/>
+          <w:szCs w:val="24"/>
+        </w:rPr>
+        <w:t>your</w:t>
+      </w:r>
+      <w:proofErr w:type="gramEnd"/>
+      <w:r>
+        <w:rPr>
+          <w:rFonts w:eastAsia="Times New Roman" w:cstheme="minorHAnsi"/>
+          <w:color w:val="012168"/>
+          <w:sz w:val="24"/>
+          <w:szCs w:val="24"/>
+        </w:rPr>
+        <w:t xml:space="preserve"> create an OAuth client, you can use it with the associated secret to log in and access the token for that proxy user</w:t>
       </w:r>
     </w:p>
     <w:p>
@@ -491,14 +225,12 @@
       <w:r>
         <w:rPr>
           <w:rFonts w:eastAsia="Times New Roman" w:cstheme="minorHAnsi"/>
-          <w:b/>
-          <w:bCs/>
           <w:color w:val="012168"/>
           <w:kern w:val="36"/>
           <w:sz w:val="24"/>
           <w:szCs w:val="24"/>
         </w:rPr>
-        <w:t>Overview</w:t>
+        <w:t>How to get Access Token for OAuth</w:t>
       </w:r>
     </w:p>
     <w:p>
@@ -519,7 +251,27 @@
           <w:sz w:val="24"/>
           <w:szCs w:val="24"/>
         </w:rPr>
-        <w:t>The IdentityIQ API provides access to the IdentityIQ platform, allowing new opportunities for expanded innovation.</w:t>
+        <w:t xml:space="preserve">When we are enabling OAuth authentication, we should get access token before invoking </w:t>
+      </w:r>
+      <w:proofErr w:type="spellStart"/>
+      <w:r>
+        <w:rPr>
+          <w:rFonts w:eastAsia="Times New Roman" w:cstheme="minorHAnsi"/>
+          <w:color w:val="012168"/>
+          <w:sz w:val="24"/>
+          <w:szCs w:val="24"/>
+        </w:rPr>
+        <w:t>IdenttiyIQ</w:t>
+      </w:r>
+      <w:proofErr w:type="spellEnd"/>
+      <w:r>
+        <w:rPr>
+          <w:rFonts w:eastAsia="Times New Roman" w:cstheme="minorHAnsi"/>
+          <w:color w:val="012168"/>
+          <w:sz w:val="24"/>
+          <w:szCs w:val="24"/>
+        </w:rPr>
+        <w:t xml:space="preserve"> API.</w:t>
       </w:r>
     </w:p>
     <w:p>
@@ -533,940 +285,45 @@
           <w:szCs w:val="24"/>
         </w:rPr>
       </w:pPr>
-      <w:r>
-        <w:rPr>
-          <w:rFonts w:eastAsia="Times New Roman" w:cstheme="minorHAnsi"/>
-          <w:color w:val="012168"/>
-          <w:sz w:val="24"/>
-          <w:szCs w:val="24"/>
-        </w:rPr>
-        <w:t>You can use your API to access IdentityIQ API endpoints, which allows to programmatically invoke IdentityIQ API to interact with objects within IdentityIQ.</w:t>
-      </w:r>
-    </w:p>
-    <w:p>
-      <w:pPr>
-        <w:shd w:val="clear" w:color="auto" w:fill="FFFFFF"/>
-        <w:spacing w:after="225" w:line="330" w:lineRule="atLeast"/>
-        <w:rPr>
-          <w:rFonts w:eastAsia="Times New Roman" w:cstheme="minorHAnsi"/>
-          <w:color w:val="012168"/>
-          <w:sz w:val="24"/>
-          <w:szCs w:val="24"/>
-        </w:rPr>
-      </w:pPr>
-      <w:r>
-        <w:rPr>
-          <w:rFonts w:eastAsia="Times New Roman" w:cstheme="minorHAnsi"/>
-          <w:color w:val="012168"/>
-          <w:sz w:val="24"/>
-          <w:szCs w:val="24"/>
-        </w:rPr>
-        <w:t>This document provide insight to use OAuth 2.0 Authentication</w:t>
-      </w:r>
-    </w:p>
-    <w:p>
-      <w:pPr>
-        <w:shd w:val="clear" w:color="auto" w:fill="FFFFFF"/>
-        <w:spacing w:after="225" w:line="330" w:lineRule="atLeast"/>
-        <w:rPr>
-          <w:rFonts w:eastAsia="Times New Roman" w:cstheme="minorHAnsi"/>
-          <w:color w:val="012168"/>
-          <w:sz w:val="24"/>
-          <w:szCs w:val="24"/>
-        </w:rPr>
-      </w:pPr>
-      <w:r>
-        <w:rPr>
-          <w:rFonts w:eastAsia="Times New Roman" w:cstheme="minorHAnsi"/>
-          <w:color w:val="012168"/>
-          <w:sz w:val="24"/>
-          <w:szCs w:val="24"/>
-        </w:rPr>
-        <w:t> </w:t>
-      </w:r>
-    </w:p>
-    <w:p>
-      <w:pPr>
-        <w:shd w:val="clear" w:color="auto" w:fill="FFFFFF"/>
-        <w:spacing w:before="100" w:beforeAutospacing="1" w:after="100" w:afterAutospacing="1" w:line="240" w:lineRule="auto"/>
-        <w:outlineLvl w:val="0"/>
-        <w:rPr>
-          <w:rFonts w:eastAsia="Times New Roman" w:cstheme="minorHAnsi"/>
-          <w:color w:val="012168"/>
-          <w:kern w:val="36"/>
-          <w:sz w:val="24"/>
-          <w:szCs w:val="24"/>
-        </w:rPr>
-      </w:pPr>
-      <w:r>
-        <w:rPr>
-          <w:rFonts w:eastAsia="Times New Roman" w:cstheme="minorHAnsi"/>
-          <w:color w:val="012168"/>
-          <w:kern w:val="36"/>
-          <w:sz w:val="24"/>
-          <w:szCs w:val="24"/>
-        </w:rPr>
-        <w:t>SCIM Protocol</w:t>
-      </w:r>
-    </w:p>
-    <w:p>
-      <w:pPr>
-        <w:shd w:val="clear" w:color="auto" w:fill="FFFFFF"/>
-        <w:spacing w:after="225" w:line="330" w:lineRule="atLeast"/>
-        <w:rPr>
-          <w:rFonts w:eastAsia="Times New Roman" w:cstheme="minorHAnsi"/>
-          <w:color w:val="012168"/>
-          <w:sz w:val="24"/>
-          <w:szCs w:val="24"/>
-        </w:rPr>
-      </w:pPr>
-      <w:r>
-        <w:rPr>
-          <w:rFonts w:eastAsia="Times New Roman" w:cstheme="minorHAnsi"/>
-          <w:color w:val="012168"/>
-          <w:sz w:val="24"/>
-          <w:szCs w:val="24"/>
-        </w:rPr>
-        <w:t>SCIM stands for System for Cross-Domain Identity Management, and it is an HTTP-based protocol that makes managing identities in</w:t>
-      </w:r>
-    </w:p>
-    <w:p>
-      <w:pPr>
-        <w:shd w:val="clear" w:color="auto" w:fill="FFFFFF"/>
-        <w:spacing w:after="225" w:line="330" w:lineRule="atLeast"/>
-        <w:rPr>
-          <w:rFonts w:eastAsia="Times New Roman" w:cstheme="minorHAnsi"/>
-          <w:color w:val="012168"/>
-          <w:sz w:val="24"/>
-          <w:szCs w:val="24"/>
-        </w:rPr>
-      </w:pPr>
-      <w:r>
-        <w:rPr>
-          <w:rFonts w:eastAsia="Times New Roman" w:cstheme="minorHAnsi"/>
-          <w:color w:val="012168"/>
-          <w:sz w:val="24"/>
-          <w:szCs w:val="24"/>
-        </w:rPr>
-        <w:t>multi-domain scenarios easier to support through a standardized RESTful API service. It provides a platform neutral schema and extension</w:t>
-      </w:r>
-    </w:p>
-    <w:p>
-      <w:pPr>
-        <w:shd w:val="clear" w:color="auto" w:fill="FFFFFF"/>
-        <w:spacing w:after="225" w:line="330" w:lineRule="atLeast"/>
-        <w:rPr>
-          <w:rFonts w:eastAsia="Times New Roman" w:cstheme="minorHAnsi"/>
-          <w:color w:val="012168"/>
-          <w:sz w:val="24"/>
-          <w:szCs w:val="24"/>
-        </w:rPr>
-      </w:pPr>
-      <w:r>
-        <w:rPr>
-          <w:rFonts w:eastAsia="Times New Roman" w:cstheme="minorHAnsi"/>
-          <w:color w:val="012168"/>
-          <w:sz w:val="24"/>
-          <w:szCs w:val="24"/>
-        </w:rPr>
-        <w:lastRenderedPageBreak/>
-        <w:t>model for representing users, groups and other resource types in JSON format</w:t>
-      </w:r>
-    </w:p>
-    <w:p>
-      <w:pPr>
-        <w:shd w:val="clear" w:color="auto" w:fill="FFFFFF"/>
-        <w:spacing w:after="225" w:line="330" w:lineRule="atLeast"/>
-        <w:rPr>
-          <w:rFonts w:eastAsia="Times New Roman" w:cstheme="minorHAnsi"/>
-          <w:color w:val="012168"/>
-          <w:sz w:val="24"/>
-          <w:szCs w:val="24"/>
-        </w:rPr>
-      </w:pPr>
-      <w:r>
-        <w:rPr>
-          <w:rFonts w:eastAsia="Times New Roman" w:cstheme="minorHAnsi"/>
-          <w:color w:val="012168"/>
-          <w:sz w:val="24"/>
-          <w:szCs w:val="24"/>
-        </w:rPr>
-        <w:t> </w:t>
-      </w:r>
-    </w:p>
-    <w:p>
-      <w:pPr>
-        <w:shd w:val="clear" w:color="auto" w:fill="FFFFFF"/>
-        <w:spacing w:before="100" w:beforeAutospacing="1" w:after="100" w:afterAutospacing="1" w:line="240" w:lineRule="auto"/>
-        <w:outlineLvl w:val="1"/>
-        <w:rPr>
-          <w:rFonts w:eastAsia="Times New Roman" w:cstheme="minorHAnsi"/>
-          <w:color w:val="012168"/>
-          <w:sz w:val="24"/>
-          <w:szCs w:val="24"/>
-        </w:rPr>
-      </w:pPr>
-      <w:r>
-        <w:rPr>
-          <w:rFonts w:eastAsia="Times New Roman" w:cstheme="minorHAnsi"/>
-          <w:color w:val="012168"/>
-          <w:sz w:val="24"/>
-          <w:szCs w:val="24"/>
-        </w:rPr>
-        <w:t>Supported HTTP Methods</w:t>
-      </w:r>
-    </w:p>
-    <w:p>
-      <w:pPr>
-        <w:numPr>
-          <w:ilvl w:val="0"/>
-          <w:numId w:val="2"/>
-        </w:numPr>
-        <w:shd w:val="clear" w:color="auto" w:fill="FFFFFF"/>
-        <w:spacing w:before="100" w:beforeAutospacing="1" w:after="100" w:afterAutospacing="1" w:line="330" w:lineRule="atLeast"/>
-        <w:rPr>
-          <w:rFonts w:eastAsia="Times New Roman" w:cstheme="minorHAnsi"/>
-          <w:color w:val="012168"/>
-          <w:sz w:val="24"/>
-          <w:szCs w:val="24"/>
-        </w:rPr>
-      </w:pPr>
-      <w:r>
-        <w:rPr>
-          <w:rFonts w:eastAsia="Times New Roman" w:cstheme="minorHAnsi"/>
-          <w:color w:val="012168"/>
-          <w:sz w:val="24"/>
-          <w:szCs w:val="24"/>
-        </w:rPr>
-        <w:t>GET</w:t>
-      </w:r>
-    </w:p>
-    <w:p>
-      <w:pPr>
-        <w:numPr>
-          <w:ilvl w:val="0"/>
-          <w:numId w:val="2"/>
-        </w:numPr>
-        <w:shd w:val="clear" w:color="auto" w:fill="FFFFFF"/>
-        <w:spacing w:before="100" w:beforeAutospacing="1" w:after="100" w:afterAutospacing="1" w:line="330" w:lineRule="atLeast"/>
-        <w:rPr>
-          <w:rFonts w:eastAsia="Times New Roman" w:cstheme="minorHAnsi"/>
-          <w:color w:val="012168"/>
-          <w:sz w:val="24"/>
-          <w:szCs w:val="24"/>
-        </w:rPr>
-      </w:pPr>
-      <w:r>
-        <w:rPr>
-          <w:rFonts w:eastAsia="Times New Roman" w:cstheme="minorHAnsi"/>
-          <w:color w:val="012168"/>
-          <w:sz w:val="24"/>
-          <w:szCs w:val="24"/>
-        </w:rPr>
-        <w:t>POST</w:t>
-      </w:r>
-    </w:p>
-    <w:p>
-      <w:pPr>
-        <w:numPr>
-          <w:ilvl w:val="0"/>
-          <w:numId w:val="2"/>
-        </w:numPr>
-        <w:shd w:val="clear" w:color="auto" w:fill="FFFFFF"/>
-        <w:spacing w:before="100" w:beforeAutospacing="1" w:after="100" w:afterAutospacing="1" w:line="330" w:lineRule="atLeast"/>
-        <w:rPr>
-          <w:rFonts w:eastAsia="Times New Roman" w:cstheme="minorHAnsi"/>
-          <w:color w:val="012168"/>
-          <w:sz w:val="24"/>
-          <w:szCs w:val="24"/>
-        </w:rPr>
-      </w:pPr>
-      <w:r>
-        <w:rPr>
-          <w:rFonts w:eastAsia="Times New Roman" w:cstheme="minorHAnsi"/>
-          <w:color w:val="012168"/>
-          <w:sz w:val="24"/>
-          <w:szCs w:val="24"/>
-        </w:rPr>
-        <w:t>PUT</w:t>
-      </w:r>
-    </w:p>
-    <w:p>
-      <w:pPr>
-        <w:numPr>
-          <w:ilvl w:val="0"/>
-          <w:numId w:val="2"/>
-        </w:numPr>
-        <w:shd w:val="clear" w:color="auto" w:fill="FFFFFF"/>
-        <w:spacing w:before="100" w:beforeAutospacing="1" w:after="100" w:afterAutospacing="1" w:line="330" w:lineRule="atLeast"/>
-        <w:rPr>
-          <w:rFonts w:eastAsia="Times New Roman" w:cstheme="minorHAnsi"/>
-          <w:color w:val="012168"/>
-          <w:sz w:val="24"/>
-          <w:szCs w:val="24"/>
-        </w:rPr>
-      </w:pPr>
-      <w:r>
-        <w:rPr>
-          <w:rFonts w:eastAsia="Times New Roman" w:cstheme="minorHAnsi"/>
-          <w:color w:val="012168"/>
-          <w:sz w:val="24"/>
-          <w:szCs w:val="24"/>
-        </w:rPr>
-        <w:t>DELETE</w:t>
-      </w:r>
-    </w:p>
-    <w:p>
-      <w:pPr>
-        <w:shd w:val="clear" w:color="auto" w:fill="FFFFFF"/>
-        <w:spacing w:after="225" w:line="330" w:lineRule="atLeast"/>
-        <w:rPr>
-          <w:rFonts w:eastAsia="Times New Roman" w:cstheme="minorHAnsi"/>
-          <w:color w:val="012168"/>
-          <w:sz w:val="24"/>
-          <w:szCs w:val="24"/>
-        </w:rPr>
-      </w:pPr>
-      <w:r>
-        <w:rPr>
-          <w:rFonts w:eastAsia="Times New Roman" w:cstheme="minorHAnsi"/>
-          <w:color w:val="012168"/>
-          <w:sz w:val="24"/>
-          <w:szCs w:val="24"/>
-        </w:rPr>
-        <w:t> </w:t>
-      </w:r>
-    </w:p>
-    <w:p>
-      <w:pPr>
-        <w:shd w:val="clear" w:color="auto" w:fill="FFFFFF"/>
-        <w:spacing w:before="100" w:beforeAutospacing="1" w:after="100" w:afterAutospacing="1" w:line="240" w:lineRule="auto"/>
-        <w:outlineLvl w:val="0"/>
-        <w:rPr>
-          <w:rFonts w:eastAsia="Times New Roman" w:cstheme="minorHAnsi"/>
-          <w:color w:val="012168"/>
-          <w:kern w:val="36"/>
-          <w:sz w:val="24"/>
-          <w:szCs w:val="24"/>
-        </w:rPr>
-      </w:pPr>
-      <w:r>
-        <w:rPr>
-          <w:rFonts w:eastAsia="Times New Roman" w:cstheme="minorHAnsi"/>
-          <w:color w:val="012168"/>
-          <w:kern w:val="36"/>
-          <w:sz w:val="24"/>
-          <w:szCs w:val="24"/>
-        </w:rPr>
-        <w:t>Authentication</w:t>
-      </w:r>
-    </w:p>
-    <w:p>
-      <w:pPr>
-        <w:shd w:val="clear" w:color="auto" w:fill="FFFFFF"/>
-        <w:spacing w:after="225" w:line="330" w:lineRule="atLeast"/>
-        <w:rPr>
-          <w:rFonts w:eastAsia="Times New Roman" w:cstheme="minorHAnsi"/>
-          <w:color w:val="012168"/>
-          <w:sz w:val="24"/>
-          <w:szCs w:val="24"/>
-        </w:rPr>
-      </w:pPr>
-      <w:r>
-        <w:rPr>
-          <w:rFonts w:eastAsia="Times New Roman" w:cstheme="minorHAnsi"/>
-          <w:color w:val="012168"/>
-          <w:sz w:val="24"/>
-          <w:szCs w:val="24"/>
-        </w:rPr>
-        <w:t> </w:t>
-      </w:r>
-    </w:p>
-    <w:p>
-      <w:pPr>
-        <w:shd w:val="clear" w:color="auto" w:fill="FFFFFF"/>
-        <w:spacing w:before="100" w:beforeAutospacing="1" w:after="100" w:afterAutospacing="1" w:line="240" w:lineRule="auto"/>
-        <w:outlineLvl w:val="1"/>
-        <w:rPr>
-          <w:rFonts w:eastAsia="Times New Roman" w:cstheme="minorHAnsi"/>
-          <w:color w:val="012168"/>
-          <w:sz w:val="24"/>
-          <w:szCs w:val="24"/>
-        </w:rPr>
-      </w:pPr>
-      <w:r>
-        <w:rPr>
-          <w:rFonts w:eastAsia="Times New Roman" w:cstheme="minorHAnsi"/>
-          <w:color w:val="012168"/>
-          <w:sz w:val="24"/>
-          <w:szCs w:val="24"/>
-        </w:rPr>
-        <w:t>Basic Authentication</w:t>
-      </w:r>
-    </w:p>
-    <w:p>
-      <w:pPr>
-        <w:shd w:val="clear" w:color="auto" w:fill="FFFFFF"/>
-        <w:spacing w:after="225" w:line="330" w:lineRule="atLeast"/>
-        <w:rPr>
-          <w:rFonts w:eastAsia="Times New Roman" w:cstheme="minorHAnsi"/>
-          <w:color w:val="012168"/>
-          <w:sz w:val="24"/>
-          <w:szCs w:val="24"/>
-        </w:rPr>
-      </w:pPr>
-      <w:r>
-        <w:rPr>
-          <w:rFonts w:eastAsia="Times New Roman" w:cstheme="minorHAnsi"/>
-          <w:color w:val="012168"/>
-          <w:sz w:val="24"/>
-          <w:szCs w:val="24"/>
-        </w:rPr>
-        <w:t>Beginning in IdentityIQ version 7.0, Patch 2, Basic Authentication is used to allow access to the API. Basic authentication is a simple</w:t>
-      </w:r>
-    </w:p>
-    <w:p>
-      <w:pPr>
-        <w:shd w:val="clear" w:color="auto" w:fill="FFFFFF"/>
-        <w:spacing w:after="225" w:line="330" w:lineRule="atLeast"/>
-        <w:rPr>
-          <w:rFonts w:eastAsia="Times New Roman" w:cstheme="minorHAnsi"/>
-          <w:color w:val="012168"/>
-          <w:sz w:val="24"/>
-          <w:szCs w:val="24"/>
-        </w:rPr>
-      </w:pPr>
-      <w:r>
-        <w:rPr>
-          <w:rFonts w:eastAsia="Times New Roman" w:cstheme="minorHAnsi"/>
-          <w:color w:val="012168"/>
-          <w:sz w:val="24"/>
-          <w:szCs w:val="24"/>
-        </w:rPr>
-        <w:t>technique for enforcing access controls to API resources because it doesn’t require session IDs, cookies, or login pages but instead uses</w:t>
-      </w:r>
-    </w:p>
-    <w:p>
-      <w:pPr>
-        <w:shd w:val="clear" w:color="auto" w:fill="FFFFFF"/>
-        <w:spacing w:after="225" w:line="330" w:lineRule="atLeast"/>
-        <w:rPr>
-          <w:rFonts w:eastAsia="Times New Roman" w:cstheme="minorHAnsi"/>
-          <w:color w:val="012168"/>
-          <w:sz w:val="24"/>
-          <w:szCs w:val="24"/>
-        </w:rPr>
-      </w:pPr>
-      <w:r>
-        <w:rPr>
-          <w:rFonts w:eastAsia="Times New Roman" w:cstheme="minorHAnsi"/>
-          <w:color w:val="012168"/>
-          <w:sz w:val="24"/>
-          <w:szCs w:val="24"/>
-        </w:rPr>
-        <w:t>standard fields in the HTTP header. For more information on Basic authentication, please see </w:t>
-      </w:r>
-      <w:hyperlink r:id="rId19" w:anchor="section-11" w:tgtFrame="_blank" w:history="1">
-        <w:r>
-          <w:rPr>
-            <w:rFonts w:eastAsia="Times New Roman" w:cstheme="minorHAnsi"/>
-            <w:color w:val="00B5E2"/>
-            <w:sz w:val="24"/>
-            <w:szCs w:val="24"/>
-            <w:u w:val="single"/>
-          </w:rPr>
-          <w:t>https://tools.ietf.org/html/rfc1945#section-11</w:t>
-        </w:r>
-      </w:hyperlink>
-    </w:p>
-    <w:p>
-      <w:pPr>
-        <w:shd w:val="clear" w:color="auto" w:fill="FFFFFF"/>
-        <w:spacing w:after="225" w:line="330" w:lineRule="atLeast"/>
-        <w:rPr>
-          <w:rFonts w:eastAsia="Times New Roman" w:cstheme="minorHAnsi"/>
-          <w:color w:val="012168"/>
-          <w:sz w:val="24"/>
-          <w:szCs w:val="24"/>
-        </w:rPr>
-      </w:pPr>
-      <w:r>
-        <w:rPr>
-          <w:rFonts w:eastAsia="Times New Roman" w:cstheme="minorHAnsi"/>
-          <w:color w:val="012168"/>
-          <w:sz w:val="24"/>
-          <w:szCs w:val="24"/>
-        </w:rPr>
-        <w:t>and </w:t>
-      </w:r>
-      <w:hyperlink r:id="rId20" w:tgtFrame="_blank" w:history="1">
-        <w:r>
-          <w:rPr>
-            <w:rFonts w:eastAsia="Times New Roman" w:cstheme="minorHAnsi"/>
-            <w:color w:val="00B5E2"/>
-            <w:sz w:val="24"/>
-            <w:szCs w:val="24"/>
-            <w:u w:val="single"/>
-          </w:rPr>
-          <w:t>https://www.ietf.org/rfc/rfc2617.txt</w:t>
-        </w:r>
-      </w:hyperlink>
-      <w:r>
-        <w:rPr>
-          <w:rFonts w:eastAsia="Times New Roman" w:cstheme="minorHAnsi"/>
-          <w:color w:val="012168"/>
-          <w:sz w:val="24"/>
-          <w:szCs w:val="24"/>
-        </w:rPr>
-        <w:t>. Support for Basic Authentication will continue to exist in future releases.</w:t>
-      </w:r>
-    </w:p>
-    <w:p>
-      <w:pPr>
-        <w:shd w:val="clear" w:color="auto" w:fill="FFFFFF"/>
-        <w:spacing w:after="225" w:line="330" w:lineRule="atLeast"/>
-        <w:rPr>
-          <w:rFonts w:eastAsia="Times New Roman" w:cstheme="minorHAnsi"/>
-          <w:color w:val="012168"/>
-          <w:sz w:val="24"/>
-          <w:szCs w:val="24"/>
-        </w:rPr>
-      </w:pPr>
-      <w:r>
-        <w:rPr>
-          <w:rFonts w:eastAsia="Times New Roman" w:cstheme="minorHAnsi"/>
-          <w:color w:val="012168"/>
-          <w:sz w:val="24"/>
-          <w:szCs w:val="24"/>
-        </w:rPr>
-        <w:t> </w:t>
-      </w:r>
-    </w:p>
-    <w:p>
-      <w:pPr>
-        <w:shd w:val="clear" w:color="auto" w:fill="FFFFFF"/>
-        <w:spacing w:before="100" w:beforeAutospacing="1" w:after="100" w:afterAutospacing="1" w:line="240" w:lineRule="auto"/>
-        <w:outlineLvl w:val="1"/>
-        <w:rPr>
-          <w:rFonts w:eastAsia="Times New Roman" w:cstheme="minorHAnsi"/>
-          <w:color w:val="012168"/>
-          <w:sz w:val="24"/>
-          <w:szCs w:val="24"/>
-        </w:rPr>
-      </w:pPr>
-      <w:r>
-        <w:rPr>
-          <w:rFonts w:eastAsia="Times New Roman" w:cstheme="minorHAnsi"/>
-          <w:color w:val="012168"/>
-          <w:sz w:val="24"/>
-          <w:szCs w:val="24"/>
-        </w:rPr>
-        <w:t>OAuth 2.0</w:t>
-      </w:r>
-    </w:p>
-    <w:p>
-      <w:pPr>
-        <w:shd w:val="clear" w:color="auto" w:fill="FFFFFF"/>
-        <w:spacing w:after="225" w:line="330" w:lineRule="atLeast"/>
-        <w:rPr>
-          <w:rFonts w:eastAsia="Times New Roman" w:cstheme="minorHAnsi"/>
-          <w:color w:val="012168"/>
-          <w:sz w:val="24"/>
-          <w:szCs w:val="24"/>
-        </w:rPr>
-      </w:pPr>
-      <w:r>
-        <w:rPr>
-          <w:rFonts w:eastAsia="Times New Roman" w:cstheme="minorHAnsi"/>
-          <w:color w:val="012168"/>
-          <w:sz w:val="24"/>
-          <w:szCs w:val="24"/>
-        </w:rPr>
-        <w:t>OAuth 2.0 Authentication will be supported in IdentityIQ Version 7.1. Versions prior to 7.1 only support Basic Authentication.</w:t>
-      </w:r>
-    </w:p>
-    <w:p>
-      <w:pPr>
-        <w:shd w:val="clear" w:color="auto" w:fill="FFFFFF"/>
-        <w:spacing w:after="225" w:line="330" w:lineRule="atLeast"/>
-        <w:rPr>
-          <w:rFonts w:eastAsia="Times New Roman" w:cstheme="minorHAnsi"/>
-          <w:color w:val="012168"/>
-          <w:sz w:val="24"/>
-          <w:szCs w:val="24"/>
-        </w:rPr>
-      </w:pPr>
-      <w:r>
-        <w:rPr>
-          <w:rFonts w:eastAsia="Times New Roman" w:cstheme="minorHAnsi"/>
-          <w:color w:val="012168"/>
-          <w:sz w:val="24"/>
-          <w:szCs w:val="24"/>
-        </w:rPr>
-        <w:t> </w:t>
-      </w:r>
-    </w:p>
-    <w:p>
-      <w:pPr>
-        <w:shd w:val="clear" w:color="auto" w:fill="FFFFFF"/>
-        <w:spacing w:before="100" w:beforeAutospacing="1" w:after="100" w:afterAutospacing="1" w:line="240" w:lineRule="auto"/>
-        <w:outlineLvl w:val="2"/>
-        <w:rPr>
-          <w:rFonts w:eastAsia="Times New Roman" w:cstheme="minorHAnsi"/>
-          <w:color w:val="012168"/>
-          <w:sz w:val="24"/>
-          <w:szCs w:val="24"/>
-        </w:rPr>
-      </w:pPr>
-      <w:r>
-        <w:rPr>
-          <w:rFonts w:eastAsia="Times New Roman" w:cstheme="minorHAnsi"/>
-          <w:color w:val="012168"/>
-          <w:sz w:val="24"/>
-          <w:szCs w:val="24"/>
-        </w:rPr>
-        <w:t>OAuth Client Management Page</w:t>
-      </w:r>
-    </w:p>
-    <w:p>
-      <w:pPr>
-        <w:shd w:val="clear" w:color="auto" w:fill="FFFFFF"/>
-        <w:spacing w:after="225" w:line="330" w:lineRule="atLeast"/>
-        <w:rPr>
-          <w:rFonts w:eastAsia="Times New Roman" w:cstheme="minorHAnsi"/>
-          <w:color w:val="012168"/>
-          <w:sz w:val="24"/>
-          <w:szCs w:val="24"/>
-        </w:rPr>
-      </w:pPr>
-      <w:r>
-        <w:rPr>
-          <w:rFonts w:eastAsia="Times New Roman" w:cstheme="minorHAnsi"/>
-          <w:color w:val="012168"/>
-          <w:sz w:val="24"/>
-          <w:szCs w:val="24"/>
-        </w:rPr>
-        <w:t>The OAuth Client Management page has the following tabs and options:</w:t>
-      </w:r>
-    </w:p>
-    <w:p>
-      <w:pPr>
-        <w:shd w:val="clear" w:color="auto" w:fill="FFFFFF"/>
-        <w:spacing w:after="225" w:line="330" w:lineRule="atLeast"/>
-        <w:rPr>
-          <w:rFonts w:eastAsia="Times New Roman" w:cstheme="minorHAnsi"/>
-          <w:color w:val="012168"/>
-          <w:sz w:val="24"/>
-          <w:szCs w:val="24"/>
-        </w:rPr>
-      </w:pPr>
-      <w:r>
-        <w:rPr>
-          <w:rFonts w:eastAsia="Times New Roman" w:cstheme="minorHAnsi"/>
-          <w:color w:val="012168"/>
-          <w:sz w:val="24"/>
-          <w:szCs w:val="24"/>
-        </w:rPr>
-        <w:lastRenderedPageBreak/>
-        <w:t>• OAuth Client Management tab — displays a list of the current OAuth clients.</w:t>
-      </w:r>
-    </w:p>
-    <w:p>
-      <w:pPr>
-        <w:shd w:val="clear" w:color="auto" w:fill="FFFFFF"/>
-        <w:spacing w:after="225" w:line="330" w:lineRule="atLeast"/>
-        <w:rPr>
-          <w:rFonts w:eastAsia="Times New Roman" w:cstheme="minorHAnsi"/>
-          <w:color w:val="012168"/>
-          <w:sz w:val="24"/>
-          <w:szCs w:val="24"/>
-        </w:rPr>
-      </w:pPr>
-      <w:r>
-        <w:rPr>
-          <w:rFonts w:eastAsia="Times New Roman" w:cstheme="minorHAnsi"/>
-          <w:color w:val="012168"/>
-          <w:sz w:val="24"/>
-          <w:szCs w:val="24"/>
-        </w:rPr>
-        <w:t>     - Create Button — creates an OAuth client that has a proxy user with an associated secret.</w:t>
-      </w:r>
-    </w:p>
-    <w:p>
-      <w:pPr>
-        <w:shd w:val="clear" w:color="auto" w:fill="FFFFFF"/>
-        <w:spacing w:after="225" w:line="330" w:lineRule="atLeast"/>
-        <w:rPr>
-          <w:rFonts w:eastAsia="Times New Roman" w:cstheme="minorHAnsi"/>
-          <w:color w:val="012168"/>
-          <w:sz w:val="24"/>
-          <w:szCs w:val="24"/>
-        </w:rPr>
-      </w:pPr>
-      <w:r>
-        <w:rPr>
-          <w:rFonts w:eastAsia="Times New Roman" w:cstheme="minorHAnsi"/>
-          <w:color w:val="012168"/>
-          <w:sz w:val="24"/>
-          <w:szCs w:val="24"/>
-        </w:rPr>
-        <w:t>     - Secret Details icon — displays the secret for the an OAuth client.</w:t>
-      </w:r>
-    </w:p>
-    <w:p>
-      <w:pPr>
-        <w:shd w:val="clear" w:color="auto" w:fill="FFFFFF"/>
-        <w:spacing w:after="225" w:line="330" w:lineRule="atLeast"/>
-        <w:rPr>
-          <w:rFonts w:eastAsia="Times New Roman" w:cstheme="minorHAnsi"/>
-          <w:color w:val="012168"/>
-          <w:sz w:val="24"/>
-          <w:szCs w:val="24"/>
-        </w:rPr>
-      </w:pPr>
-      <w:r>
-        <w:rPr>
-          <w:rFonts w:eastAsia="Times New Roman" w:cstheme="minorHAnsi"/>
-          <w:color w:val="012168"/>
-          <w:sz w:val="24"/>
-          <w:szCs w:val="24"/>
-        </w:rPr>
-        <w:t>     - Actions icons — Edit, Delete, Regenerate Secret</w:t>
-      </w:r>
-    </w:p>
-    <w:p>
-      <w:pPr>
-        <w:shd w:val="clear" w:color="auto" w:fill="FFFFFF"/>
-        <w:spacing w:after="225" w:line="330" w:lineRule="atLeast"/>
-        <w:rPr>
-          <w:rFonts w:eastAsia="Times New Roman" w:cstheme="minorHAnsi"/>
-          <w:color w:val="012168"/>
-          <w:sz w:val="24"/>
-          <w:szCs w:val="24"/>
-        </w:rPr>
-      </w:pPr>
-      <w:r>
-        <w:rPr>
-          <w:rFonts w:eastAsia="Times New Roman" w:cstheme="minorHAnsi"/>
-          <w:color w:val="012168"/>
-          <w:sz w:val="24"/>
-          <w:szCs w:val="24"/>
-        </w:rPr>
-        <w:t>• General Settings tab</w:t>
-      </w:r>
-    </w:p>
-    <w:p>
-      <w:pPr>
-        <w:shd w:val="clear" w:color="auto" w:fill="FFFFFF"/>
-        <w:spacing w:after="225" w:line="330" w:lineRule="atLeast"/>
-        <w:rPr>
-          <w:rFonts w:eastAsia="Times New Roman" w:cstheme="minorHAnsi"/>
-          <w:color w:val="012168"/>
-          <w:sz w:val="24"/>
-          <w:szCs w:val="24"/>
-        </w:rPr>
-      </w:pPr>
-      <w:r>
-        <w:rPr>
-          <w:rFonts w:eastAsia="Times New Roman" w:cstheme="minorHAnsi"/>
-          <w:color w:val="012168"/>
-          <w:sz w:val="24"/>
-          <w:szCs w:val="24"/>
-        </w:rPr>
-        <w:t>     - Access Token Expiration In Seconds</w:t>
-      </w:r>
-    </w:p>
-    <w:p>
-      <w:pPr>
-        <w:shd w:val="clear" w:color="auto" w:fill="FFFFFF"/>
-        <w:spacing w:before="100" w:beforeAutospacing="1" w:after="100" w:afterAutospacing="1" w:line="240" w:lineRule="auto"/>
-        <w:outlineLvl w:val="3"/>
-        <w:rPr>
-          <w:rFonts w:eastAsia="Times New Roman" w:cstheme="minorHAnsi"/>
-          <w:color w:val="012168"/>
-          <w:sz w:val="24"/>
-          <w:szCs w:val="24"/>
-        </w:rPr>
-      </w:pPr>
-      <w:r>
-        <w:rPr>
-          <w:rFonts w:eastAsia="Times New Roman" w:cstheme="minorHAnsi"/>
-          <w:color w:val="012168"/>
-          <w:sz w:val="24"/>
-          <w:szCs w:val="24"/>
-        </w:rPr>
-        <w:t>How To Create An OAuth Client</w:t>
-      </w:r>
-    </w:p>
-    <w:p>
-      <w:pPr>
-        <w:shd w:val="clear" w:color="auto" w:fill="FFFFFF"/>
-        <w:spacing w:after="225" w:line="330" w:lineRule="atLeast"/>
-        <w:rPr>
-          <w:rFonts w:eastAsia="Times New Roman" w:cstheme="minorHAnsi"/>
-          <w:color w:val="012168"/>
-          <w:sz w:val="24"/>
-          <w:szCs w:val="24"/>
-        </w:rPr>
-      </w:pPr>
-      <w:r>
-        <w:rPr>
-          <w:rFonts w:eastAsia="Times New Roman" w:cstheme="minorHAnsi"/>
-          <w:color w:val="012168"/>
-          <w:sz w:val="24"/>
-          <w:szCs w:val="24"/>
-        </w:rPr>
-        <w:t>     1.From the top menu, navigate to the Gear icon &gt; Global Settings &gt; API Authentication.</w:t>
-      </w:r>
-    </w:p>
-    <w:p>
-      <w:pPr>
-        <w:shd w:val="clear" w:color="auto" w:fill="FFFFFF"/>
-        <w:spacing w:after="225" w:line="330" w:lineRule="atLeast"/>
-        <w:rPr>
-          <w:rFonts w:eastAsia="Times New Roman" w:cstheme="minorHAnsi"/>
-          <w:color w:val="012168"/>
-          <w:sz w:val="24"/>
-          <w:szCs w:val="24"/>
-        </w:rPr>
-      </w:pPr>
-      <w:r>
-        <w:rPr>
-          <w:rFonts w:eastAsia="Times New Roman" w:cstheme="minorHAnsi"/>
-          <w:color w:val="012168"/>
-          <w:sz w:val="24"/>
-          <w:szCs w:val="24"/>
-        </w:rPr>
-        <w:t>     2.On the OAuth Client Management tab, click Create.</w:t>
-      </w:r>
-    </w:p>
-    <w:p>
-      <w:pPr>
-        <w:shd w:val="clear" w:color="auto" w:fill="FFFFFF"/>
-        <w:spacing w:after="225" w:line="330" w:lineRule="atLeast"/>
-        <w:rPr>
-          <w:rFonts w:eastAsia="Times New Roman" w:cstheme="minorHAnsi"/>
-          <w:color w:val="012168"/>
-          <w:sz w:val="24"/>
-          <w:szCs w:val="24"/>
-        </w:rPr>
-      </w:pPr>
-      <w:r>
-        <w:rPr>
-          <w:rFonts w:eastAsia="Times New Roman" w:cstheme="minorHAnsi"/>
-          <w:color w:val="012168"/>
-          <w:sz w:val="24"/>
-          <w:szCs w:val="24"/>
-        </w:rPr>
-        <w:t>     3.In the OAuth Client dialog enter a unique name for Client Name and then enter a user name or select a user from the drop-down list for the Proxy User.</w:t>
-      </w:r>
-    </w:p>
-    <w:p>
-      <w:pPr>
-        <w:shd w:val="clear" w:color="auto" w:fill="FFFFFF"/>
-        <w:spacing w:after="225" w:line="330" w:lineRule="atLeast"/>
-        <w:rPr>
-          <w:rFonts w:eastAsia="Times New Roman" w:cstheme="minorHAnsi"/>
-          <w:color w:val="012168"/>
-          <w:sz w:val="24"/>
-          <w:szCs w:val="24"/>
-        </w:rPr>
-      </w:pPr>
-      <w:r>
-        <w:rPr>
-          <w:rFonts w:eastAsia="Times New Roman" w:cstheme="minorHAnsi"/>
-          <w:color w:val="012168"/>
-          <w:sz w:val="24"/>
-          <w:szCs w:val="24"/>
-        </w:rPr>
-        <w:t>     4.Click Save to save your new OAuth client.</w:t>
-      </w:r>
-    </w:p>
-    <w:p>
-      <w:pPr>
-        <w:shd w:val="clear" w:color="auto" w:fill="FFFFFF"/>
-        <w:spacing w:after="225" w:line="330" w:lineRule="atLeast"/>
-        <w:rPr>
-          <w:rFonts w:eastAsia="Times New Roman" w:cstheme="minorHAnsi"/>
-          <w:color w:val="012168"/>
-          <w:sz w:val="24"/>
-          <w:szCs w:val="24"/>
-        </w:rPr>
-      </w:pPr>
-      <w:r>
-        <w:rPr>
-          <w:rFonts w:eastAsia="Times New Roman" w:cstheme="minorHAnsi"/>
-          <w:color w:val="012168"/>
-          <w:sz w:val="24"/>
-          <w:szCs w:val="24"/>
-        </w:rPr>
-        <w:t>          After your create an OAuth client, you can use it with the associated secret to log in and access the token for that proxy user</w:t>
-      </w:r>
-    </w:p>
-    <w:p>
-      <w:pPr>
-        <w:shd w:val="clear" w:color="auto" w:fill="FFFFFF"/>
-        <w:spacing w:before="100" w:beforeAutospacing="1" w:after="100" w:afterAutospacing="1" w:line="240" w:lineRule="auto"/>
-        <w:outlineLvl w:val="0"/>
-        <w:rPr>
-          <w:rFonts w:eastAsia="Times New Roman" w:cstheme="minorHAnsi"/>
-          <w:color w:val="012168"/>
-          <w:kern w:val="36"/>
-          <w:sz w:val="24"/>
-          <w:szCs w:val="24"/>
-        </w:rPr>
-      </w:pPr>
-      <w:r>
-        <w:rPr>
-          <w:rFonts w:eastAsia="Times New Roman" w:cstheme="minorHAnsi"/>
-          <w:color w:val="012168"/>
-          <w:kern w:val="36"/>
-          <w:sz w:val="24"/>
-          <w:szCs w:val="24"/>
-        </w:rPr>
-        <w:t>How to get Access Token for OAuth</w:t>
-      </w:r>
-    </w:p>
-    <w:p>
-      <w:pPr>
-        <w:shd w:val="clear" w:color="auto" w:fill="FFFFFF"/>
-        <w:spacing w:after="225" w:line="330" w:lineRule="atLeast"/>
-        <w:rPr>
-          <w:rFonts w:eastAsia="Times New Roman" w:cstheme="minorHAnsi"/>
-          <w:color w:val="012168"/>
-          <w:sz w:val="24"/>
-          <w:szCs w:val="24"/>
-        </w:rPr>
-      </w:pPr>
-      <w:r>
-        <w:rPr>
-          <w:rFonts w:eastAsia="Times New Roman" w:cstheme="minorHAnsi"/>
-          <w:color w:val="012168"/>
-          <w:sz w:val="24"/>
-          <w:szCs w:val="24"/>
-        </w:rPr>
-        <w:t>When we are enabling OAuth authentication, we should get access token before invoking IdenttiyIQ API.</w:t>
-      </w:r>
-    </w:p>
-    <w:p>
-      <w:pPr>
-        <w:shd w:val="clear" w:color="auto" w:fill="FFFFFF"/>
-        <w:spacing w:after="225" w:line="330" w:lineRule="atLeast"/>
-        <w:rPr>
-          <w:rFonts w:eastAsia="Times New Roman" w:cstheme="minorHAnsi"/>
-          <w:color w:val="012168"/>
-          <w:sz w:val="24"/>
-          <w:szCs w:val="24"/>
-        </w:rPr>
-      </w:pPr>
-      <w:r>
-        <w:rPr>
-          <w:rFonts w:eastAsia="Times New Roman" w:cstheme="minorHAnsi"/>
-          <w:color w:val="012168"/>
-          <w:sz w:val="24"/>
-          <w:szCs w:val="24"/>
-        </w:rPr>
-        <w:t>we should use the following details to get access token from IdentityIQ,</w:t>
+      <w:proofErr w:type="gramStart"/>
+      <w:r>
+        <w:rPr>
+          <w:rFonts w:eastAsia="Times New Roman" w:cstheme="minorHAnsi"/>
+          <w:color w:val="012168"/>
+          <w:sz w:val="24"/>
+          <w:szCs w:val="24"/>
+        </w:rPr>
+        <w:t>we</w:t>
+      </w:r>
+      <w:proofErr w:type="gramEnd"/>
+      <w:r>
+        <w:rPr>
+          <w:rFonts w:eastAsia="Times New Roman" w:cstheme="minorHAnsi"/>
+          <w:color w:val="012168"/>
+          <w:sz w:val="24"/>
+          <w:szCs w:val="24"/>
+        </w:rPr>
+        <w:t xml:space="preserve"> should use the following details to get access token from </w:t>
+      </w:r>
+      <w:proofErr w:type="spellStart"/>
+      <w:r>
+        <w:rPr>
+          <w:rFonts w:eastAsia="Times New Roman" w:cstheme="minorHAnsi"/>
+          <w:color w:val="012168"/>
+          <w:sz w:val="24"/>
+          <w:szCs w:val="24"/>
+        </w:rPr>
+        <w:t>IdentityIQ</w:t>
+      </w:r>
+      <w:proofErr w:type="spellEnd"/>
+      <w:r>
+        <w:rPr>
+          <w:rFonts w:eastAsia="Times New Roman" w:cstheme="minorHAnsi"/>
+          <w:color w:val="012168"/>
+          <w:sz w:val="24"/>
+          <w:szCs w:val="24"/>
+        </w:rPr>
+        <w:t>,</w:t>
       </w:r>
     </w:p>
     <w:p>
@@ -1484,14 +341,25 @@
           <w:szCs w:val="24"/>
         </w:rPr>
       </w:pPr>
-      <w:r>
-        <w:rPr>
-          <w:rFonts w:eastAsia="Times New Roman" w:cstheme="minorHAnsi"/>
-          <w:color w:val="012168"/>
-          <w:sz w:val="24"/>
-          <w:szCs w:val="24"/>
-        </w:rPr>
-        <w:t>client_id - will get client id from OAuth client management</w:t>
+      <w:proofErr w:type="spellStart"/>
+      <w:r>
+        <w:rPr>
+          <w:rFonts w:eastAsia="Times New Roman" w:cstheme="minorHAnsi"/>
+          <w:color w:val="012168"/>
+          <w:sz w:val="24"/>
+          <w:szCs w:val="24"/>
+        </w:rPr>
+        <w:t>client_id</w:t>
+      </w:r>
+      <w:proofErr w:type="spellEnd"/>
+      <w:r>
+        <w:rPr>
+          <w:rFonts w:eastAsia="Times New Roman" w:cstheme="minorHAnsi"/>
+          <w:color w:val="012168"/>
+          <w:sz w:val="24"/>
+          <w:szCs w:val="24"/>
+        </w:rPr>
+        <w:t xml:space="preserve"> - will get client id from OAuth client management</w:t>
       </w:r>
     </w:p>
     <w:p>
@@ -1509,14 +377,25 @@
           <w:szCs w:val="24"/>
         </w:rPr>
       </w:pPr>
-      <w:r>
-        <w:rPr>
-          <w:rFonts w:eastAsia="Times New Roman" w:cstheme="minorHAnsi"/>
-          <w:color w:val="012168"/>
-          <w:sz w:val="24"/>
-          <w:szCs w:val="24"/>
-        </w:rPr>
-        <w:t>client_secret - will get client id from OAuth client management</w:t>
+      <w:proofErr w:type="spellStart"/>
+      <w:r>
+        <w:rPr>
+          <w:rFonts w:eastAsia="Times New Roman" w:cstheme="minorHAnsi"/>
+          <w:color w:val="012168"/>
+          <w:sz w:val="24"/>
+          <w:szCs w:val="24"/>
+        </w:rPr>
+        <w:t>client_secret</w:t>
+      </w:r>
+      <w:proofErr w:type="spellEnd"/>
+      <w:r>
+        <w:rPr>
+          <w:rFonts w:eastAsia="Times New Roman" w:cstheme="minorHAnsi"/>
+          <w:color w:val="012168"/>
+          <w:sz w:val="24"/>
+          <w:szCs w:val="24"/>
+        </w:rPr>
+        <w:t xml:space="preserve"> - will get client id from OAuth client management</w:t>
       </w:r>
     </w:p>
     <w:p>
@@ -1534,14 +413,45 @@
           <w:szCs w:val="24"/>
         </w:rPr>
       </w:pPr>
-      <w:r>
-        <w:rPr>
-          <w:rFonts w:eastAsia="Times New Roman" w:cstheme="minorHAnsi"/>
-          <w:color w:val="012168"/>
-          <w:sz w:val="24"/>
-          <w:szCs w:val="24"/>
-        </w:rPr>
-        <w:t>grant_type (client_credentials)</w:t>
+      <w:proofErr w:type="spellStart"/>
+      <w:r>
+        <w:rPr>
+          <w:rFonts w:eastAsia="Times New Roman" w:cstheme="minorHAnsi"/>
+          <w:color w:val="012168"/>
+          <w:sz w:val="24"/>
+          <w:szCs w:val="24"/>
+        </w:rPr>
+        <w:t>grant_type</w:t>
+      </w:r>
+      <w:proofErr w:type="spellEnd"/>
+      <w:r>
+        <w:rPr>
+          <w:rFonts w:eastAsia="Times New Roman" w:cstheme="minorHAnsi"/>
+          <w:color w:val="012168"/>
+          <w:sz w:val="24"/>
+          <w:szCs w:val="24"/>
+        </w:rPr>
+        <w:t xml:space="preserve"> (</w:t>
+      </w:r>
+      <w:proofErr w:type="spellStart"/>
+      <w:r>
+        <w:rPr>
+          <w:rFonts w:eastAsia="Times New Roman" w:cstheme="minorHAnsi"/>
+          <w:color w:val="012168"/>
+          <w:sz w:val="24"/>
+          <w:szCs w:val="24"/>
+        </w:rPr>
+        <w:t>client_credentials</w:t>
+      </w:r>
+      <w:proofErr w:type="spellEnd"/>
+      <w:r>
+        <w:rPr>
+          <w:rFonts w:eastAsia="Times New Roman" w:cstheme="minorHAnsi"/>
+          <w:color w:val="012168"/>
+          <w:sz w:val="24"/>
+          <w:szCs w:val="24"/>
+        </w:rPr>
+        <w:t>)</w:t>
       </w:r>
     </w:p>
     <w:p>
@@ -1568,7 +478,7 @@
         </w:rPr>
         <w:t>Token URL - "</w:t>
       </w:r>
-      <w:hyperlink r:id="rId21" w:tgtFrame="_blank" w:history="1">
+      <w:hyperlink r:id="rId5" w:tgtFrame="_blank" w:history="1">
         <w:r>
           <w:rPr>
             <w:rFonts w:eastAsia="Times New Roman" w:cstheme="minorHAnsi"/>
@@ -1614,7 +524,6 @@
           <w:sz w:val="24"/>
           <w:szCs w:val="24"/>
         </w:rPr>
-        <w:lastRenderedPageBreak/>
         <w:drawing>
           <wp:inline distT="0" distB="0" distL="0" distR="0" wp14:anchorId="5F2977C8" wp14:editId="0347D604">
             <wp:extent cx="5943600" cy="1335405"/>
@@ -1631,7 +540,7 @@
                     <pic:cNvPicPr/>
                   </pic:nvPicPr>
                   <pic:blipFill>
-                    <a:blip r:embed="rId22"/>
+                    <a:blip r:embed="rId6"/>
                     <a:stretch>
                       <a:fillRect/>
                     </a:stretch>
@@ -1673,6 +582,7 @@
         <w:rPr>
           <w:noProof/>
         </w:rPr>
+        <w:lastRenderedPageBreak/>
         <w:drawing>
           <wp:inline distT="0" distB="0" distL="0" distR="0" wp14:anchorId="30C4E693" wp14:editId="2639B753">
             <wp:extent cx="2719820" cy="2279039"/>
@@ -1689,7 +599,7 @@
                     <pic:cNvPicPr/>
                   </pic:nvPicPr>
                   <pic:blipFill>
-                    <a:blip r:embed="rId23"/>
+                    <a:blip r:embed="rId7"/>
                     <a:stretch>
                       <a:fillRect/>
                     </a:stretch>
@@ -1738,7 +648,7 @@
                     <pic:cNvPicPr/>
                   </pic:nvPicPr>
                   <pic:blipFill>
-                    <a:blip r:embed="rId24"/>
+                    <a:blip r:embed="rId8"/>
                     <a:stretch>
                       <a:fillRect/>
                     </a:stretch>
@@ -1779,7 +689,6 @@
         <w:rPr>
           <w:noProof/>
         </w:rPr>
-        <w:lastRenderedPageBreak/>
         <w:drawing>
           <wp:inline distT="0" distB="0" distL="0" distR="0" wp14:anchorId="2596B777" wp14:editId="6EF02ADA">
             <wp:extent cx="5943600" cy="3128010"/>
@@ -1796,7 +705,7 @@
                     <pic:cNvPicPr/>
                   </pic:nvPicPr>
                   <pic:blipFill>
-                    <a:blip r:embed="rId25"/>
+                    <a:blip r:embed="rId9"/>
                     <a:stretch>
                       <a:fillRect/>
                     </a:stretch>
@@ -1816,8 +725,6 @@
           </wp:inline>
         </w:drawing>
       </w:r>
-      <w:bookmarkStart w:id="0" w:name="_GoBack"/>
-      <w:bookmarkEnd w:id="0"/>
     </w:p>
     <w:sectPr>
       <w:pgSz w:w="12240" w:h="15840"/>
@@ -1830,7 +737,7 @@
 </file>
 
 <file path=word/numbering.xml><?xml version="1.0" encoding="utf-8"?>
-<w:numbering xmlns:wpc="http://schemas.microsoft.com/office/word/2010/wordprocessingCanvas" xmlns:cx="http://schemas.microsoft.com/office/drawing/2014/chartex" xmlns:cx1="http://schemas.microsoft.com/office/drawing/2015/9/8/chartex" xmlns:cx2="http://schemas.microsoft.com/office/drawing/2015/10/21/chartex" xmlns:cx3="http://schemas.microsoft.com/office/drawing/2016/5/9/chartex" xmlns:cx4="http://schemas.microsoft.com/office/drawing/2016/5/10/chartex" xmlns:cx5="http://schemas.microsoft.com/office/drawing/2016/5/11/chartex" xmlns:cx6="http://schemas.microsoft.com/office/drawing/2016/5/12/chartex" xmlns:cx7="http://schemas.microsoft.com/office/drawing/2016/5/13/chartex" xmlns:cx8="http://schemas.microsoft.com/office/drawing/2016/5/14/chartex" xmlns:mc="http://schemas.openxmlformats.org/markup-compatibility/2006" xmlns:aink="http://schemas.microsoft.com/office/drawing/2016/ink" xmlns:am3d="http://schemas.microsoft.com/office/drawing/2017/model3d" xmlns:o="urn:schemas-microsoft-com:office:office" xmlns:r="http://schemas.openxmlformats.org/officeDocument/2006/relationships" xmlns:m="http://schemas.openxmlformats.org/officeDocument/2006/math" xmlns:v="urn:schemas-microsoft-com:vml" xmlns:wp14="http://schemas.microsoft.com/office/word/2010/wordprocessingDrawing" xmlns:wp="http://schemas.openxmlformats.org/drawingml/2006/wordprocessingDrawing" xmlns:w10="urn:schemas-microsoft-com:office:word" xmlns:w="http://schemas.openxmlformats.org/wordprocessingml/2006/main" xmlns:w14="http://schemas.microsoft.com/office/word/2010/wordml" xmlns:w15="http://schemas.microsoft.com/office/word/2012/wordml" xmlns:w16cid="http://schemas.microsoft.com/office/word/2016/wordml/cid" xmlns:w16se="http://schemas.microsoft.com/office/word/2015/wordml/symex" xmlns:wpg="http://schemas.microsoft.com/office/word/2010/wordprocessingGroup" xmlns:wpi="http://schemas.microsoft.com/office/word/2010/wordprocessingInk" xmlns:wne="http://schemas.microsoft.com/office/word/2006/wordml" xmlns:wps="http://schemas.microsoft.com/office/word/2010/wordprocessingShape" mc:Ignorable="w14 w15 w16se w16cid wp14">
+<w:numbering xmlns:wpc="http://schemas.microsoft.com/office/word/2010/wordprocessingCanvas" xmlns:cx="http://schemas.microsoft.com/office/drawing/2014/chartex" xmlns:cx1="http://schemas.microsoft.com/office/drawing/2015/9/8/chartex" xmlns:cx2="http://schemas.microsoft.com/office/drawing/2015/10/21/chartex" xmlns:cx3="http://schemas.microsoft.com/office/drawing/2016/5/9/chartex" xmlns:cx4="http://schemas.microsoft.com/office/drawing/2016/5/10/chartex" xmlns:cx5="http://schemas.microsoft.com/office/drawing/2016/5/11/chartex" xmlns:cx6="http://schemas.microsoft.com/office/drawing/2016/5/12/chartex" xmlns:cx7="http://schemas.microsoft.com/office/drawing/2016/5/13/chartex" xmlns:cx8="http://schemas.microsoft.com/office/drawing/2016/5/14/chartex" xmlns:mc="http://schemas.openxmlformats.org/markup-compatibility/2006" xmlns:aink="http://schemas.microsoft.com/office/drawing/2016/ink" xmlns:am3d="http://schemas.microsoft.com/office/drawing/2017/model3d" xmlns:o="urn:schemas-microsoft-com:office:office" xmlns:oel="http://schemas.microsoft.com/office/2019/extlst" xmlns:r="http://schemas.openxmlformats.org/officeDocument/2006/relationships" xmlns:m="http://schemas.openxmlformats.org/officeDocument/2006/math" xmlns:v="urn:schemas-microsoft-com:vml" xmlns:wp14="http://schemas.microsoft.com/office/word/2010/wordprocessingDrawing" xmlns:wp="http://schemas.openxmlformats.org/drawingml/2006/wordprocessingDrawing" xmlns:w10="urn:schemas-microsoft-com:office:word" xmlns:w="http://schemas.openxmlformats.org/wordprocessingml/2006/main" xmlns:w14="http://schemas.microsoft.com/office/word/2010/wordml" xmlns:w15="http://schemas.microsoft.com/office/word/2012/wordml" xmlns:w16cex="http://schemas.microsoft.com/office/word/2018/wordml/cex" xmlns:w16cid="http://schemas.microsoft.com/office/word/2016/wordml/cid" xmlns:w16="http://schemas.microsoft.com/office/word/2018/wordml" xmlns:w16du="http://schemas.microsoft.com/office/word/2023/wordml/word16du" xmlns:w16sdtdh="http://schemas.microsoft.com/office/word/2020/wordml/sdtdatahash" xmlns:w16sdtfl="http://schemas.microsoft.com/office/word/2024/wordml/sdtformatlock" xmlns:w16se="http://schemas.microsoft.com/office/word/2015/wordml/symex" xmlns:wpg="http://schemas.microsoft.com/office/word/2010/wordprocessingGroup" xmlns:wpi="http://schemas.microsoft.com/office/word/2010/wordprocessingInk" xmlns:wne="http://schemas.microsoft.com/office/word/2006/wordml" xmlns:wps="http://schemas.microsoft.com/office/word/2010/wordprocessingShape" mc:Ignorable="w14 w15 w16se w16cid w16 w16cex w16sdtdh w16sdtfl w16du wp14">
   <w:abstractNum w:abstractNumId="0" w15:restartNumberingAfterBreak="0">
     <w:nsid w:val="63CC60DD"/>
     <w:multiLevelType w:val="multilevel"/>
@@ -2278,20 +1185,20 @@
       </w:rPr>
     </w:lvl>
   </w:abstractNum>
-  <w:num w:numId="1">
+  <w:num w:numId="1" w16cid:durableId="1760443404">
     <w:abstractNumId w:val="0"/>
   </w:num>
-  <w:num w:numId="2">
+  <w:num w:numId="2" w16cid:durableId="456142646">
     <w:abstractNumId w:val="1"/>
   </w:num>
-  <w:num w:numId="3">
+  <w:num w:numId="3" w16cid:durableId="710617212">
     <w:abstractNumId w:val="2"/>
   </w:num>
 </w:numbering>
 </file>
 
 <file path=word/styles.xml><?xml version="1.0" encoding="utf-8"?>
-<w:styles xmlns:mc="http://schemas.openxmlformats.org/markup-compatibility/2006" xmlns:r="http://schemas.openxmlformats.org/officeDocument/2006/relationships" xmlns:w="http://schemas.openxmlformats.org/wordprocessingml/2006/main" xmlns:w14="http://schemas.microsoft.com/office/word/2010/wordml" xmlns:w15="http://schemas.microsoft.com/office/word/2012/wordml" xmlns:w16cid="http://schemas.microsoft.com/office/word/2016/wordml/cid" xmlns:w16se="http://schemas.microsoft.com/office/word/2015/wordml/symex" mc:Ignorable="w14 w15 w16se w16cid">
+<w:styles xmlns:mc="http://schemas.openxmlformats.org/markup-compatibility/2006" xmlns:r="http://schemas.openxmlformats.org/officeDocument/2006/relationships" xmlns:w="http://schemas.openxmlformats.org/wordprocessingml/2006/main" xmlns:w14="http://schemas.microsoft.com/office/word/2010/wordml" xmlns:w15="http://schemas.microsoft.com/office/word/2012/wordml" xmlns:w16cex="http://schemas.microsoft.com/office/word/2018/wordml/cex" xmlns:w16cid="http://schemas.microsoft.com/office/word/2016/wordml/cid" xmlns:w16="http://schemas.microsoft.com/office/word/2018/wordml" xmlns:w16du="http://schemas.microsoft.com/office/word/2023/wordml/word16du" xmlns:w16sdtdh="http://schemas.microsoft.com/office/word/2020/wordml/sdtdatahash" xmlns:w16sdtfl="http://schemas.microsoft.com/office/word/2024/wordml/sdtformatlock" xmlns:w16se="http://schemas.microsoft.com/office/word/2015/wordml/symex" mc:Ignorable="w14 w15 w16se w16cid w16 w16cex w16sdtdh w16sdtfl w16du">
   <w:docDefaults>
     <w:rPrDefault>
       <w:rPr>

--- a/doc/APIAuthenticationSetup.docx
+++ b/doc/APIAuthenticationSetup.docx
@@ -21,27 +21,7 @@
           <w:sz w:val="24"/>
           <w:szCs w:val="24"/>
         </w:rPr>
-        <w:t xml:space="preserve">How To Create </w:t>
-      </w:r>
-      <w:proofErr w:type="gramStart"/>
-      <w:r>
-        <w:rPr>
-          <w:rFonts w:eastAsia="Times New Roman" w:cstheme="minorHAnsi"/>
-          <w:color w:val="012168"/>
-          <w:sz w:val="24"/>
-          <w:szCs w:val="24"/>
-        </w:rPr>
-        <w:t>An</w:t>
-      </w:r>
-      <w:proofErr w:type="gramEnd"/>
-      <w:r>
-        <w:rPr>
-          <w:rFonts w:eastAsia="Times New Roman" w:cstheme="minorHAnsi"/>
-          <w:color w:val="012168"/>
-          <w:sz w:val="24"/>
-          <w:szCs w:val="24"/>
-        </w:rPr>
-        <w:t xml:space="preserve"> OAuth Client</w:t>
+        <w:t>How To Create An OAuth Client</w:t>
       </w:r>
     </w:p>
     <w:p>
@@ -104,47 +84,7 @@
           <w:sz w:val="24"/>
           <w:szCs w:val="24"/>
         </w:rPr>
-        <w:t>     3</w:t>
-      </w:r>
-      <w:proofErr w:type="gramStart"/>
-      <w:r>
-        <w:rPr>
-          <w:rFonts w:eastAsia="Times New Roman" w:cstheme="minorHAnsi"/>
-          <w:color w:val="012168"/>
-          <w:sz w:val="24"/>
-          <w:szCs w:val="24"/>
-        </w:rPr>
-        <w:t>.In</w:t>
-      </w:r>
-      <w:proofErr w:type="gramEnd"/>
-      <w:r>
-        <w:rPr>
-          <w:rFonts w:eastAsia="Times New Roman" w:cstheme="minorHAnsi"/>
-          <w:color w:val="012168"/>
-          <w:sz w:val="24"/>
-          <w:szCs w:val="24"/>
-        </w:rPr>
-        <w:t xml:space="preserve"> the OAuth Client dialog enter a unique name for Client Name and then enter a </w:t>
-      </w:r>
-      <w:proofErr w:type="gramStart"/>
-      <w:r>
-        <w:rPr>
-          <w:rFonts w:eastAsia="Times New Roman" w:cstheme="minorHAnsi"/>
-          <w:color w:val="012168"/>
-          <w:sz w:val="24"/>
-          <w:szCs w:val="24"/>
-        </w:rPr>
-        <w:t>user name</w:t>
-      </w:r>
-      <w:proofErr w:type="gramEnd"/>
-      <w:r>
-        <w:rPr>
-          <w:rFonts w:eastAsia="Times New Roman" w:cstheme="minorHAnsi"/>
-          <w:color w:val="012168"/>
-          <w:sz w:val="24"/>
-          <w:szCs w:val="24"/>
-        </w:rPr>
-        <w:t xml:space="preserve"> or select a user from the drop-down list for the Proxy User.</w:t>
+        <w:t>     3.In the OAuth Client dialog enter a unique name for Client Name and then enter a user name or select a user from the drop-down list for the Proxy User.</w:t>
       </w:r>
     </w:p>
     <w:p>
@@ -186,318 +126,7 @@
           <w:sz w:val="24"/>
           <w:szCs w:val="24"/>
         </w:rPr>
-        <w:t xml:space="preserve">          After </w:t>
-      </w:r>
-      <w:proofErr w:type="gramStart"/>
-      <w:r>
-        <w:rPr>
-          <w:rFonts w:eastAsia="Times New Roman" w:cstheme="minorHAnsi"/>
-          <w:color w:val="012168"/>
-          <w:sz w:val="24"/>
-          <w:szCs w:val="24"/>
-        </w:rPr>
-        <w:t>your</w:t>
-      </w:r>
-      <w:proofErr w:type="gramEnd"/>
-      <w:r>
-        <w:rPr>
-          <w:rFonts w:eastAsia="Times New Roman" w:cstheme="minorHAnsi"/>
-          <w:color w:val="012168"/>
-          <w:sz w:val="24"/>
-          <w:szCs w:val="24"/>
-        </w:rPr>
-        <w:t xml:space="preserve"> create an OAuth client, you can use it with the associated secret to log in and access the token for that proxy user</w:t>
-      </w:r>
-    </w:p>
-    <w:p>
-      <w:pPr>
-        <w:shd w:val="clear" w:color="auto" w:fill="FFFFFF"/>
-        <w:spacing w:before="100" w:beforeAutospacing="1" w:after="100" w:afterAutospacing="1" w:line="240" w:lineRule="auto"/>
-        <w:outlineLvl w:val="0"/>
-        <w:rPr>
-          <w:rFonts w:eastAsia="Times New Roman" w:cstheme="minorHAnsi"/>
-          <w:color w:val="012168"/>
-          <w:kern w:val="36"/>
-          <w:sz w:val="24"/>
-          <w:szCs w:val="24"/>
-        </w:rPr>
-      </w:pPr>
-      <w:r>
-        <w:rPr>
-          <w:rFonts w:eastAsia="Times New Roman" w:cstheme="minorHAnsi"/>
-          <w:color w:val="012168"/>
-          <w:kern w:val="36"/>
-          <w:sz w:val="24"/>
-          <w:szCs w:val="24"/>
-        </w:rPr>
-        <w:t>How to get Access Token for OAuth</w:t>
-      </w:r>
-    </w:p>
-    <w:p>
-      <w:pPr>
-        <w:shd w:val="clear" w:color="auto" w:fill="FFFFFF"/>
-        <w:spacing w:after="225" w:line="330" w:lineRule="atLeast"/>
-        <w:rPr>
-          <w:rFonts w:eastAsia="Times New Roman" w:cstheme="minorHAnsi"/>
-          <w:color w:val="012168"/>
-          <w:sz w:val="24"/>
-          <w:szCs w:val="24"/>
-        </w:rPr>
-      </w:pPr>
-      <w:r>
-        <w:rPr>
-          <w:rFonts w:eastAsia="Times New Roman" w:cstheme="minorHAnsi"/>
-          <w:color w:val="012168"/>
-          <w:sz w:val="24"/>
-          <w:szCs w:val="24"/>
-        </w:rPr>
-        <w:t xml:space="preserve">When we are enabling OAuth authentication, we should get access token before invoking </w:t>
-      </w:r>
-      <w:proofErr w:type="spellStart"/>
-      <w:r>
-        <w:rPr>
-          <w:rFonts w:eastAsia="Times New Roman" w:cstheme="minorHAnsi"/>
-          <w:color w:val="012168"/>
-          <w:sz w:val="24"/>
-          <w:szCs w:val="24"/>
-        </w:rPr>
-        <w:t>IdenttiyIQ</w:t>
-      </w:r>
-      <w:proofErr w:type="spellEnd"/>
-      <w:r>
-        <w:rPr>
-          <w:rFonts w:eastAsia="Times New Roman" w:cstheme="minorHAnsi"/>
-          <w:color w:val="012168"/>
-          <w:sz w:val="24"/>
-          <w:szCs w:val="24"/>
-        </w:rPr>
-        <w:t xml:space="preserve"> API.</w:t>
-      </w:r>
-    </w:p>
-    <w:p>
-      <w:pPr>
-        <w:shd w:val="clear" w:color="auto" w:fill="FFFFFF"/>
-        <w:spacing w:after="225" w:line="330" w:lineRule="atLeast"/>
-        <w:rPr>
-          <w:rFonts w:eastAsia="Times New Roman" w:cstheme="minorHAnsi"/>
-          <w:color w:val="012168"/>
-          <w:sz w:val="24"/>
-          <w:szCs w:val="24"/>
-        </w:rPr>
-      </w:pPr>
-      <w:proofErr w:type="gramStart"/>
-      <w:r>
-        <w:rPr>
-          <w:rFonts w:eastAsia="Times New Roman" w:cstheme="minorHAnsi"/>
-          <w:color w:val="012168"/>
-          <w:sz w:val="24"/>
-          <w:szCs w:val="24"/>
-        </w:rPr>
-        <w:t>we</w:t>
-      </w:r>
-      <w:proofErr w:type="gramEnd"/>
-      <w:r>
-        <w:rPr>
-          <w:rFonts w:eastAsia="Times New Roman" w:cstheme="minorHAnsi"/>
-          <w:color w:val="012168"/>
-          <w:sz w:val="24"/>
-          <w:szCs w:val="24"/>
-        </w:rPr>
-        <w:t xml:space="preserve"> should use the following details to get access token from </w:t>
-      </w:r>
-      <w:proofErr w:type="spellStart"/>
-      <w:r>
-        <w:rPr>
-          <w:rFonts w:eastAsia="Times New Roman" w:cstheme="minorHAnsi"/>
-          <w:color w:val="012168"/>
-          <w:sz w:val="24"/>
-          <w:szCs w:val="24"/>
-        </w:rPr>
-        <w:t>IdentityIQ</w:t>
-      </w:r>
-      <w:proofErr w:type="spellEnd"/>
-      <w:r>
-        <w:rPr>
-          <w:rFonts w:eastAsia="Times New Roman" w:cstheme="minorHAnsi"/>
-          <w:color w:val="012168"/>
-          <w:sz w:val="24"/>
-          <w:szCs w:val="24"/>
-        </w:rPr>
-        <w:t>,</w:t>
-      </w:r>
-    </w:p>
-    <w:p>
-      <w:pPr>
-        <w:numPr>
-          <w:ilvl w:val="0"/>
-          <w:numId w:val="3"/>
-        </w:numPr>
-        <w:shd w:val="clear" w:color="auto" w:fill="FFFFFF"/>
-        <w:spacing w:before="100" w:beforeAutospacing="1" w:after="100" w:afterAutospacing="1" w:line="330" w:lineRule="atLeast"/>
-        <w:rPr>
-          <w:rFonts w:eastAsia="Times New Roman" w:cstheme="minorHAnsi"/>
-          <w:color w:val="012168"/>
-          <w:sz w:val="24"/>
-          <w:szCs w:val="24"/>
-        </w:rPr>
-      </w:pPr>
-      <w:proofErr w:type="spellStart"/>
-      <w:r>
-        <w:rPr>
-          <w:rFonts w:eastAsia="Times New Roman" w:cstheme="minorHAnsi"/>
-          <w:color w:val="012168"/>
-          <w:sz w:val="24"/>
-          <w:szCs w:val="24"/>
-        </w:rPr>
-        <w:t>client_id</w:t>
-      </w:r>
-      <w:proofErr w:type="spellEnd"/>
-      <w:r>
-        <w:rPr>
-          <w:rFonts w:eastAsia="Times New Roman" w:cstheme="minorHAnsi"/>
-          <w:color w:val="012168"/>
-          <w:sz w:val="24"/>
-          <w:szCs w:val="24"/>
-        </w:rPr>
-        <w:t xml:space="preserve"> - will get client id from OAuth client management</w:t>
-      </w:r>
-    </w:p>
-    <w:p>
-      <w:pPr>
-        <w:numPr>
-          <w:ilvl w:val="0"/>
-          <w:numId w:val="3"/>
-        </w:numPr>
-        <w:shd w:val="clear" w:color="auto" w:fill="FFFFFF"/>
-        <w:spacing w:before="100" w:beforeAutospacing="1" w:after="100" w:afterAutospacing="1" w:line="330" w:lineRule="atLeast"/>
-        <w:rPr>
-          <w:rFonts w:eastAsia="Times New Roman" w:cstheme="minorHAnsi"/>
-          <w:color w:val="012168"/>
-          <w:sz w:val="24"/>
-          <w:szCs w:val="24"/>
-        </w:rPr>
-      </w:pPr>
-      <w:proofErr w:type="spellStart"/>
-      <w:r>
-        <w:rPr>
-          <w:rFonts w:eastAsia="Times New Roman" w:cstheme="minorHAnsi"/>
-          <w:color w:val="012168"/>
-          <w:sz w:val="24"/>
-          <w:szCs w:val="24"/>
-        </w:rPr>
-        <w:t>client_secret</w:t>
-      </w:r>
-      <w:proofErr w:type="spellEnd"/>
-      <w:r>
-        <w:rPr>
-          <w:rFonts w:eastAsia="Times New Roman" w:cstheme="minorHAnsi"/>
-          <w:color w:val="012168"/>
-          <w:sz w:val="24"/>
-          <w:szCs w:val="24"/>
-        </w:rPr>
-        <w:t xml:space="preserve"> - will get client id from OAuth client management</w:t>
-      </w:r>
-    </w:p>
-    <w:p>
-      <w:pPr>
-        <w:numPr>
-          <w:ilvl w:val="0"/>
-          <w:numId w:val="3"/>
-        </w:numPr>
-        <w:shd w:val="clear" w:color="auto" w:fill="FFFFFF"/>
-        <w:spacing w:before="100" w:beforeAutospacing="1" w:after="100" w:afterAutospacing="1" w:line="330" w:lineRule="atLeast"/>
-        <w:rPr>
-          <w:rFonts w:eastAsia="Times New Roman" w:cstheme="minorHAnsi"/>
-          <w:color w:val="012168"/>
-          <w:sz w:val="24"/>
-          <w:szCs w:val="24"/>
-        </w:rPr>
-      </w:pPr>
-      <w:proofErr w:type="spellStart"/>
-      <w:r>
-        <w:rPr>
-          <w:rFonts w:eastAsia="Times New Roman" w:cstheme="minorHAnsi"/>
-          <w:color w:val="012168"/>
-          <w:sz w:val="24"/>
-          <w:szCs w:val="24"/>
-        </w:rPr>
-        <w:t>grant_type</w:t>
-      </w:r>
-      <w:proofErr w:type="spellEnd"/>
-      <w:r>
-        <w:rPr>
-          <w:rFonts w:eastAsia="Times New Roman" w:cstheme="minorHAnsi"/>
-          <w:color w:val="012168"/>
-          <w:sz w:val="24"/>
-          <w:szCs w:val="24"/>
-        </w:rPr>
-        <w:t xml:space="preserve"> (</w:t>
-      </w:r>
-      <w:proofErr w:type="spellStart"/>
-      <w:r>
-        <w:rPr>
-          <w:rFonts w:eastAsia="Times New Roman" w:cstheme="minorHAnsi"/>
-          <w:color w:val="012168"/>
-          <w:sz w:val="24"/>
-          <w:szCs w:val="24"/>
-        </w:rPr>
-        <w:t>client_credentials</w:t>
-      </w:r>
-      <w:proofErr w:type="spellEnd"/>
-      <w:r>
-        <w:rPr>
-          <w:rFonts w:eastAsia="Times New Roman" w:cstheme="minorHAnsi"/>
-          <w:color w:val="012168"/>
-          <w:sz w:val="24"/>
-          <w:szCs w:val="24"/>
-        </w:rPr>
-        <w:t>)</w:t>
-      </w:r>
-    </w:p>
-    <w:p>
-      <w:pPr>
-        <w:numPr>
-          <w:ilvl w:val="0"/>
-          <w:numId w:val="3"/>
-        </w:numPr>
-        <w:shd w:val="clear" w:color="auto" w:fill="FFFFFF"/>
-        <w:spacing w:before="100" w:beforeAutospacing="1" w:after="100" w:afterAutospacing="1" w:line="330" w:lineRule="atLeast"/>
-        <w:rPr>
-          <w:rFonts w:eastAsia="Times New Roman" w:cstheme="minorHAnsi"/>
-          <w:color w:val="012168"/>
-          <w:sz w:val="24"/>
-          <w:szCs w:val="24"/>
-        </w:rPr>
-      </w:pPr>
-      <w:r>
-        <w:rPr>
-          <w:rFonts w:eastAsia="Times New Roman" w:cstheme="minorHAnsi"/>
-          <w:color w:val="012168"/>
-          <w:sz w:val="24"/>
-          <w:szCs w:val="24"/>
-        </w:rPr>
-        <w:t>Token URL - "</w:t>
-      </w:r>
-      <w:hyperlink r:id="rId5" w:tgtFrame="_blank" w:history="1">
-        <w:r>
-          <w:rPr>
-            <w:rFonts w:eastAsia="Times New Roman" w:cstheme="minorHAnsi"/>
-            <w:color w:val="00B5E2"/>
-            <w:sz w:val="24"/>
-            <w:szCs w:val="24"/>
-            <w:u w:val="single"/>
-          </w:rPr>
-          <w:t>http://localhost:8080/identityiq/oauth2/token</w:t>
-        </w:r>
-      </w:hyperlink>
-      <w:r>
-        <w:rPr>
-          <w:rFonts w:eastAsia="Times New Roman" w:cstheme="minorHAnsi"/>
-          <w:color w:val="012168"/>
-          <w:sz w:val="24"/>
-          <w:szCs w:val="24"/>
-        </w:rPr>
-        <w:t>"</w:t>
+        <w:t xml:space="preserve">          </w:t>
       </w:r>
     </w:p>
     <w:p>
@@ -519,16 +148,71 @@
       </w:pPr>
       <w:r>
         <w:rPr>
+          <w:noProof/>
+        </w:rPr>
+        <w:drawing>
+          <wp:inline distT="0" distB="0" distL="0" distR="0" wp14:anchorId="7CDEB7EA" wp14:editId="523A73E9">
+            <wp:extent cx="5943600" cy="1174115"/>
+            <wp:effectExtent l="0" t="0" r="0" b="6985"/>
+            <wp:docPr id="987375843" name="Picture 1" descr="A screenshot of a computer&#10;&#10;Description automatically generated"/>
+            <wp:cNvGraphicFramePr>
+              <a:graphicFrameLocks xmlns:a="http://schemas.openxmlformats.org/drawingml/2006/main" noChangeAspect="1"/>
+            </wp:cNvGraphicFramePr>
+            <a:graphic xmlns:a="http://schemas.openxmlformats.org/drawingml/2006/main">
+              <a:graphicData uri="http://schemas.openxmlformats.org/drawingml/2006/picture">
+                <pic:pic xmlns:pic="http://schemas.openxmlformats.org/drawingml/2006/picture">
+                  <pic:nvPicPr>
+                    <pic:cNvPr id="987375843" name="Picture 1" descr="A screenshot of a computer&#10;&#10;Description automatically generated"/>
+                    <pic:cNvPicPr/>
+                  </pic:nvPicPr>
+                  <pic:blipFill>
+                    <a:blip r:embed="rId5"/>
+                    <a:stretch>
+                      <a:fillRect/>
+                    </a:stretch>
+                  </pic:blipFill>
+                  <pic:spPr>
+                    <a:xfrm>
+                      <a:off x="0" y="0"/>
+                      <a:ext cx="5943600" cy="1174115"/>
+                    </a:xfrm>
+                    <a:prstGeom prst="rect">
+                      <a:avLst/>
+                    </a:prstGeom>
+                  </pic:spPr>
+                </pic:pic>
+              </a:graphicData>
+            </a:graphic>
+          </wp:inline>
+        </w:drawing>
+      </w:r>
+    </w:p>
+    <w:p>
+      <w:pPr>
+        <w:rPr>
           <w:rFonts w:cstheme="minorHAnsi"/>
+          <w:sz w:val="24"/>
+          <w:szCs w:val="24"/>
+        </w:rPr>
+      </w:pPr>
+    </w:p>
+    <w:p>
+      <w:pPr>
+        <w:rPr>
+          <w:rFonts w:cstheme="minorHAnsi"/>
+          <w:sz w:val="24"/>
+          <w:szCs w:val="24"/>
+        </w:rPr>
+      </w:pPr>
+      <w:r>
+        <w:rPr>
           <w:noProof/>
-          <w:sz w:val="24"/>
-          <w:szCs w:val="24"/>
         </w:rPr>
         <w:drawing>
-          <wp:inline distT="0" distB="0" distL="0" distR="0" wp14:anchorId="5F2977C8" wp14:editId="0347D604">
-            <wp:extent cx="5943600" cy="1335405"/>
-            <wp:effectExtent l="0" t="0" r="0" b="0"/>
-            <wp:docPr id="1" name="Picture 1"/>
+          <wp:inline distT="0" distB="0" distL="0" distR="0" wp14:anchorId="30C4E693" wp14:editId="2639B753">
+            <wp:extent cx="2719820" cy="2279039"/>
+            <wp:effectExtent l="0" t="0" r="4445" b="6985"/>
+            <wp:docPr id="2" name="Picture 2"/>
             <wp:cNvGraphicFramePr>
               <a:graphicFrameLocks xmlns:a="http://schemas.openxmlformats.org/drawingml/2006/main" noChangeAspect="1"/>
             </wp:cNvGraphicFramePr>
@@ -548,7 +232,7 @@
                   <pic:spPr>
                     <a:xfrm>
                       <a:off x="0" y="0"/>
-                      <a:ext cx="5943600" cy="1335405"/>
+                      <a:ext cx="2737406" cy="2293775"/>
                     </a:xfrm>
                     <a:prstGeom prst="rect">
                       <a:avLst/>
@@ -573,21 +257,59 @@
     <w:p>
       <w:pPr>
         <w:rPr>
-          <w:rFonts w:cstheme="minorHAnsi"/>
-          <w:sz w:val="24"/>
-          <w:szCs w:val="24"/>
-        </w:rPr>
-      </w:pPr>
-      <w:r>
-        <w:rPr>
           <w:noProof/>
         </w:rPr>
-        <w:lastRenderedPageBreak/>
+      </w:pPr>
+    </w:p>
+    <w:p>
+      <w:pPr>
+        <w:rPr>
+          <w:noProof/>
+        </w:rPr>
+      </w:pPr>
+    </w:p>
+    <w:p>
+      <w:pPr>
+        <w:rPr>
+          <w:noProof/>
+        </w:rPr>
+      </w:pPr>
+    </w:p>
+    <w:p>
+      <w:pPr>
+        <w:rPr>
+          <w:noProof/>
+        </w:rPr>
+      </w:pPr>
+    </w:p>
+    <w:p>
+      <w:pPr>
+        <w:rPr>
+          <w:noProof/>
+        </w:rPr>
+      </w:pPr>
+    </w:p>
+    <w:p>
+      <w:pPr>
+        <w:rPr>
+          <w:noProof/>
+        </w:rPr>
+      </w:pPr>
+      <w:r>
+        <w:rPr>
+          <w:noProof/>
+        </w:rPr>
+        <w:t>Click info for the sercret</w:t>
+      </w:r>
+      <w:r>
+        <w:rPr>
+          <w:noProof/>
+        </w:rPr>
         <w:drawing>
-          <wp:inline distT="0" distB="0" distL="0" distR="0" wp14:anchorId="30C4E693" wp14:editId="2639B753">
-            <wp:extent cx="2719820" cy="2279039"/>
-            <wp:effectExtent l="0" t="0" r="4445" b="6985"/>
-            <wp:docPr id="2" name="Picture 2"/>
+          <wp:inline distT="0" distB="0" distL="0" distR="0" wp14:anchorId="71325B89" wp14:editId="612BC258">
+            <wp:extent cx="5943600" cy="1355725"/>
+            <wp:effectExtent l="0" t="0" r="0" b="0"/>
+            <wp:docPr id="3" name="Picture 3"/>
             <wp:cNvGraphicFramePr>
               <a:graphicFrameLocks xmlns:a="http://schemas.openxmlformats.org/drawingml/2006/main" noChangeAspect="1"/>
             </wp:cNvGraphicFramePr>
@@ -607,7 +329,7 @@
                   <pic:spPr>
                     <a:xfrm>
                       <a:off x="0" y="0"/>
-                      <a:ext cx="2737406" cy="2293775"/>
+                      <a:ext cx="5943600" cy="1355725"/>
                     </a:xfrm>
                     <a:prstGeom prst="rect">
                       <a:avLst/>
@@ -623,6 +345,13 @@
     <w:p>
       <w:pPr>
         <w:rPr>
+          <w:noProof/>
+        </w:rPr>
+      </w:pPr>
+    </w:p>
+    <w:p>
+      <w:pPr>
+        <w:rPr>
           <w:rFonts w:cstheme="minorHAnsi"/>
           <w:sz w:val="24"/>
           <w:szCs w:val="24"/>
@@ -632,11 +361,30 @@
         <w:rPr>
           <w:noProof/>
         </w:rPr>
+        <w:t>Give the user the rights for the service</w:t>
+      </w:r>
+    </w:p>
+    <w:p>
+      <w:pPr>
+        <w:pStyle w:val="Heading2"/>
+      </w:pPr>
+      <w:r>
+        <w:t>User Rights:</w:t>
+      </w:r>
+    </w:p>
+    <w:p>
+      <w:pPr>
+        <w:pStyle w:val="Heading2"/>
+      </w:pPr>
+      <w:r>
+        <w:rPr>
+          <w:noProof/>
+        </w:rPr>
         <w:drawing>
-          <wp:inline distT="0" distB="0" distL="0" distR="0" wp14:anchorId="71325B89" wp14:editId="612BC258">
-            <wp:extent cx="5943600" cy="1355725"/>
-            <wp:effectExtent l="0" t="0" r="0" b="0"/>
-            <wp:docPr id="3" name="Picture 3"/>
+          <wp:inline distT="0" distB="0" distL="0" distR="0" wp14:anchorId="066A38DA" wp14:editId="6B4DC5C8">
+            <wp:extent cx="3829050" cy="2276475"/>
+            <wp:effectExtent l="0" t="0" r="0" b="9525"/>
+            <wp:docPr id="1836065257" name="Picture 1" descr="A screenshot of a computer&#10;&#10;Description automatically generated"/>
             <wp:cNvGraphicFramePr>
               <a:graphicFrameLocks xmlns:a="http://schemas.openxmlformats.org/drawingml/2006/main" noChangeAspect="1"/>
             </wp:cNvGraphicFramePr>
@@ -644,7 +392,7 @@
               <a:graphicData uri="http://schemas.openxmlformats.org/drawingml/2006/picture">
                 <pic:pic xmlns:pic="http://schemas.openxmlformats.org/drawingml/2006/picture">
                   <pic:nvPicPr>
-                    <pic:cNvPr id="1" name=""/>
+                    <pic:cNvPr id="1836065257" name="Picture 1" descr="A screenshot of a computer&#10;&#10;Description automatically generated"/>
                     <pic:cNvPicPr/>
                   </pic:nvPicPr>
                   <pic:blipFill>
@@ -656,7 +404,7 @@
                   <pic:spPr>
                     <a:xfrm>
                       <a:off x="0" y="0"/>
-                      <a:ext cx="5943600" cy="1355725"/>
+                      <a:ext cx="3829050" cy="2276475"/>
                     </a:xfrm>
                     <a:prstGeom prst="rect">
                       <a:avLst/>
@@ -671,14 +419,6 @@
     </w:p>
     <w:p>
       <w:pPr>
-        <w:pStyle w:val="Heading2"/>
-      </w:pPr>
-      <w:r>
-        <w:t>User Rights:</w:t>
-      </w:r>
-    </w:p>
-    <w:p>
-      <w:pPr>
         <w:rPr>
           <w:rFonts w:cstheme="minorHAnsi"/>
           <w:sz w:val="24"/>
@@ -690,10 +430,10 @@
           <w:noProof/>
         </w:rPr>
         <w:drawing>
-          <wp:inline distT="0" distB="0" distL="0" distR="0" wp14:anchorId="2596B777" wp14:editId="6EF02ADA">
-            <wp:extent cx="5943600" cy="3128010"/>
-            <wp:effectExtent l="0" t="0" r="0" b="0"/>
-            <wp:docPr id="5" name="Picture 5"/>
+          <wp:inline distT="0" distB="0" distL="0" distR="0" wp14:anchorId="7B574082" wp14:editId="31F1ED9A">
+            <wp:extent cx="5943600" cy="2529205"/>
+            <wp:effectExtent l="0" t="0" r="0" b="4445"/>
+            <wp:docPr id="1843564170" name="Picture 1" descr="A screenshot of a computer&#10;&#10;Description automatically generated"/>
             <wp:cNvGraphicFramePr>
               <a:graphicFrameLocks xmlns:a="http://schemas.openxmlformats.org/drawingml/2006/main" noChangeAspect="1"/>
             </wp:cNvGraphicFramePr>
@@ -701,7 +441,7 @@
               <a:graphicData uri="http://schemas.openxmlformats.org/drawingml/2006/picture">
                 <pic:pic xmlns:pic="http://schemas.openxmlformats.org/drawingml/2006/picture">
                   <pic:nvPicPr>
-                    <pic:cNvPr id="1" name=""/>
+                    <pic:cNvPr id="1843564170" name="Picture 1" descr="A screenshot of a computer&#10;&#10;Description automatically generated"/>
                     <pic:cNvPicPr/>
                   </pic:nvPicPr>
                   <pic:blipFill>
@@ -713,7 +453,7 @@
                   <pic:spPr>
                     <a:xfrm>
                       <a:off x="0" y="0"/>
-                      <a:ext cx="5943600" cy="3128010"/>
+                      <a:ext cx="5943600" cy="2529205"/>
                     </a:xfrm>
                     <a:prstGeom prst="rect">
                       <a:avLst/>
@@ -725,6 +465,232 @@
           </wp:inline>
         </w:drawing>
       </w:r>
+    </w:p>
+    <w:p>
+      <w:pPr>
+        <w:rPr>
+          <w:rFonts w:cstheme="minorHAnsi"/>
+          <w:sz w:val="24"/>
+          <w:szCs w:val="24"/>
+        </w:rPr>
+      </w:pPr>
+    </w:p>
+    <w:p>
+      <w:pPr>
+        <w:shd w:val="clear" w:color="auto" w:fill="FFFFFF"/>
+        <w:spacing w:after="225" w:line="330" w:lineRule="atLeast"/>
+        <w:rPr>
+          <w:rFonts w:eastAsia="Times New Roman" w:cstheme="minorHAnsi"/>
+          <w:color w:val="012168"/>
+          <w:sz w:val="24"/>
+          <w:szCs w:val="24"/>
+        </w:rPr>
+      </w:pPr>
+      <w:r>
+        <w:rPr>
+          <w:rFonts w:eastAsia="Times New Roman" w:cstheme="minorHAnsi"/>
+          <w:color w:val="012168"/>
+          <w:sz w:val="24"/>
+          <w:szCs w:val="24"/>
+        </w:rPr>
+        <w:t>After your create an OAuth client, you can use it with the associated secret to log in and access the token for that proxy user</w:t>
+      </w:r>
+    </w:p>
+    <w:p>
+      <w:pPr>
+        <w:shd w:val="clear" w:color="auto" w:fill="FFFFFF"/>
+        <w:spacing w:before="100" w:beforeAutospacing="1" w:after="100" w:afterAutospacing="1" w:line="240" w:lineRule="auto"/>
+        <w:outlineLvl w:val="0"/>
+        <w:rPr>
+          <w:rFonts w:eastAsia="Times New Roman" w:cstheme="minorHAnsi"/>
+          <w:color w:val="012168"/>
+          <w:kern w:val="36"/>
+          <w:sz w:val="24"/>
+          <w:szCs w:val="24"/>
+        </w:rPr>
+      </w:pPr>
+      <w:r>
+        <w:rPr>
+          <w:rFonts w:eastAsia="Times New Roman" w:cstheme="minorHAnsi"/>
+          <w:color w:val="012168"/>
+          <w:kern w:val="36"/>
+          <w:sz w:val="24"/>
+          <w:szCs w:val="24"/>
+        </w:rPr>
+        <w:t>How to get Access Token for OAuth</w:t>
+      </w:r>
+    </w:p>
+    <w:p>
+      <w:pPr>
+        <w:shd w:val="clear" w:color="auto" w:fill="FFFFFF"/>
+        <w:spacing w:after="225" w:line="330" w:lineRule="atLeast"/>
+        <w:rPr>
+          <w:rFonts w:eastAsia="Times New Roman" w:cstheme="minorHAnsi"/>
+          <w:color w:val="012168"/>
+          <w:sz w:val="24"/>
+          <w:szCs w:val="24"/>
+        </w:rPr>
+      </w:pPr>
+      <w:r>
+        <w:rPr>
+          <w:rFonts w:eastAsia="Times New Roman" w:cstheme="minorHAnsi"/>
+          <w:color w:val="012168"/>
+          <w:sz w:val="24"/>
+          <w:szCs w:val="24"/>
+        </w:rPr>
+        <w:t>When we are enabling OAuth authentication, we should get access token before invoking IdenttiyIQ API.</w:t>
+      </w:r>
+    </w:p>
+    <w:p>
+      <w:pPr>
+        <w:shd w:val="clear" w:color="auto" w:fill="FFFFFF"/>
+        <w:spacing w:after="225" w:line="330" w:lineRule="atLeast"/>
+        <w:rPr>
+          <w:rFonts w:eastAsia="Times New Roman" w:cstheme="minorHAnsi"/>
+          <w:color w:val="012168"/>
+          <w:sz w:val="24"/>
+          <w:szCs w:val="24"/>
+        </w:rPr>
+      </w:pPr>
+      <w:r>
+        <w:rPr>
+          <w:rFonts w:eastAsia="Times New Roman" w:cstheme="minorHAnsi"/>
+          <w:color w:val="012168"/>
+          <w:sz w:val="24"/>
+          <w:szCs w:val="24"/>
+        </w:rPr>
+        <w:t>we should use the following details to get access token from IdentityIQ,</w:t>
+      </w:r>
+    </w:p>
+    <w:p>
+      <w:pPr>
+        <w:numPr>
+          <w:ilvl w:val="0"/>
+          <w:numId w:val="3"/>
+        </w:numPr>
+        <w:shd w:val="clear" w:color="auto" w:fill="FFFFFF"/>
+        <w:spacing w:before="100" w:beforeAutospacing="1" w:after="100" w:afterAutospacing="1" w:line="330" w:lineRule="atLeast"/>
+        <w:rPr>
+          <w:rFonts w:eastAsia="Times New Roman" w:cstheme="minorHAnsi"/>
+          <w:color w:val="012168"/>
+          <w:sz w:val="24"/>
+          <w:szCs w:val="24"/>
+        </w:rPr>
+      </w:pPr>
+      <w:r>
+        <w:rPr>
+          <w:rFonts w:eastAsia="Times New Roman" w:cstheme="minorHAnsi"/>
+          <w:color w:val="012168"/>
+          <w:sz w:val="24"/>
+          <w:szCs w:val="24"/>
+        </w:rPr>
+        <w:t>client_id - will get client id from OAuth client management</w:t>
+      </w:r>
+    </w:p>
+    <w:p>
+      <w:pPr>
+        <w:numPr>
+          <w:ilvl w:val="0"/>
+          <w:numId w:val="3"/>
+        </w:numPr>
+        <w:shd w:val="clear" w:color="auto" w:fill="FFFFFF"/>
+        <w:spacing w:before="100" w:beforeAutospacing="1" w:after="100" w:afterAutospacing="1" w:line="330" w:lineRule="atLeast"/>
+        <w:rPr>
+          <w:rFonts w:eastAsia="Times New Roman" w:cstheme="minorHAnsi"/>
+          <w:color w:val="012168"/>
+          <w:sz w:val="24"/>
+          <w:szCs w:val="24"/>
+        </w:rPr>
+      </w:pPr>
+      <w:r>
+        <w:rPr>
+          <w:rFonts w:eastAsia="Times New Roman" w:cstheme="minorHAnsi"/>
+          <w:color w:val="012168"/>
+          <w:sz w:val="24"/>
+          <w:szCs w:val="24"/>
+        </w:rPr>
+        <w:t>client_secret - will get client id from OAuth client management</w:t>
+      </w:r>
+    </w:p>
+    <w:p>
+      <w:pPr>
+        <w:numPr>
+          <w:ilvl w:val="0"/>
+          <w:numId w:val="3"/>
+        </w:numPr>
+        <w:shd w:val="clear" w:color="auto" w:fill="FFFFFF"/>
+        <w:spacing w:before="100" w:beforeAutospacing="1" w:after="100" w:afterAutospacing="1" w:line="330" w:lineRule="atLeast"/>
+        <w:rPr>
+          <w:rFonts w:eastAsia="Times New Roman" w:cstheme="minorHAnsi"/>
+          <w:color w:val="012168"/>
+          <w:sz w:val="24"/>
+          <w:szCs w:val="24"/>
+        </w:rPr>
+      </w:pPr>
+      <w:r>
+        <w:rPr>
+          <w:rFonts w:eastAsia="Times New Roman" w:cstheme="minorHAnsi"/>
+          <w:color w:val="012168"/>
+          <w:sz w:val="24"/>
+          <w:szCs w:val="24"/>
+        </w:rPr>
+        <w:t>grant_type (client_credentials)</w:t>
+      </w:r>
+    </w:p>
+    <w:p>
+      <w:pPr>
+        <w:numPr>
+          <w:ilvl w:val="0"/>
+          <w:numId w:val="3"/>
+        </w:numPr>
+        <w:shd w:val="clear" w:color="auto" w:fill="FFFFFF"/>
+        <w:spacing w:before="100" w:beforeAutospacing="1" w:after="100" w:afterAutospacing="1" w:line="330" w:lineRule="atLeast"/>
+        <w:rPr>
+          <w:rFonts w:eastAsia="Times New Roman" w:cstheme="minorHAnsi"/>
+          <w:color w:val="012168"/>
+          <w:sz w:val="24"/>
+          <w:szCs w:val="24"/>
+        </w:rPr>
+      </w:pPr>
+      <w:r>
+        <w:rPr>
+          <w:rFonts w:eastAsia="Times New Roman" w:cstheme="minorHAnsi"/>
+          <w:color w:val="012168"/>
+          <w:sz w:val="24"/>
+          <w:szCs w:val="24"/>
+        </w:rPr>
+        <w:t>Token URL - "</w:t>
+      </w:r>
+      <w:hyperlink r:id="rId10" w:tgtFrame="_blank" w:history="1">
+        <w:r>
+          <w:rPr>
+            <w:rFonts w:eastAsia="Times New Roman" w:cstheme="minorHAnsi"/>
+            <w:color w:val="00B5E2"/>
+            <w:sz w:val="24"/>
+            <w:szCs w:val="24"/>
+            <w:u w:val="single"/>
+          </w:rPr>
+          <w:t>http://localhost:8080/identityiq/oauth2/token</w:t>
+        </w:r>
+      </w:hyperlink>
+      <w:r>
+        <w:rPr>
+          <w:rFonts w:eastAsia="Times New Roman" w:cstheme="minorHAnsi"/>
+          <w:color w:val="012168"/>
+          <w:sz w:val="24"/>
+          <w:szCs w:val="24"/>
+        </w:rPr>
+        <w:t>"</w:t>
+      </w:r>
+    </w:p>
+    <w:p>
+      <w:pPr>
+        <w:rPr>
+          <w:rFonts w:cstheme="minorHAnsi"/>
+          <w:sz w:val="24"/>
+          <w:szCs w:val="24"/>
+        </w:rPr>
+      </w:pPr>
     </w:p>
     <w:sectPr>
       <w:pgSz w:w="12240" w:h="15840"/>
